--- a/Week 2-Requirements.docx
+++ b/Week 2-Requirements.docx
@@ -4401,6 +4401,49 @@
     </w:p>
     <w:p>
       <w:pPr>
+        <w:pStyle w:val="Heading1"/>
+        <w:spacing w:before="160" w:after="100" w:line="264" w:lineRule="auto"/>
+        <w:rPr>
+          <w:rFonts w:asciiTheme="majorHAnsi" w:eastAsiaTheme="majorEastAsia" w:hAnsiTheme="majorHAnsi" w:cstheme="majorBidi"/>
+          <w:color w:val="0070C0"/>
+          <w:sz w:val="36"/>
+          <w:szCs w:val="30"/>
+          <w:lang w:val="en-DE"/>
+        </w:rPr>
+      </w:pPr>
+      <w:r>
+        <w:rPr>
+          <w:lang w:val="en-DE"/>
+        </w:rPr>
+        <w:t xml:space="preserve">      </w:t>
+      </w:r>
+      <w:r>
+        <w:rPr>
+          <w:lang w:val="en-DE"/>
+        </w:rPr>
+        <w:t xml:space="preserve">    </w:t>
+      </w:r>
+      <w:bookmarkStart w:id="0" w:name="_GoBack"/>
+      <w:bookmarkEnd w:id="0"/>
+      <w:r>
+        <w:rPr>
+          <w:sz w:val="22"/>
+          <w:szCs w:val="30"/>
+          <w:lang w:val="en-DE"/>
+        </w:rPr>
+        <w:t>User (these 2 processes are the same for all 6 actors.</w:t>
+      </w:r>
+      <w:r>
+        <w:rPr>
+          <w:sz w:val="22"/>
+          <w:szCs w:val="30"/>
+          <w:lang w:val="en-DE"/>
+        </w:rPr>
+        <w:t>They inherit from user)</w:t>
+      </w:r>
+    </w:p>
+    <w:p>
+      <w:pPr>
         <w:widowControl/>
         <w:autoSpaceDE/>
         <w:autoSpaceDN/>
@@ -4475,12 +4518,31 @@
     </w:p>
     <w:p>
       <w:pPr>
+        <w:widowControl/>
+        <w:autoSpaceDE/>
+        <w:autoSpaceDN/>
+        <w:ind w:left="360"/>
+        <w:rPr>
+          <w:rFonts w:eastAsia="Times New Roman" w:cs="Times New Roman"/>
+          <w:szCs w:val="24"/>
+          <w:lang w:val="en-DE" w:eastAsia="en-GB"/>
+        </w:rPr>
+      </w:pPr>
+      <w:r>
+        <w:rPr>
+          <w:rFonts w:eastAsia="Times New Roman" w:cs="Times New Roman"/>
+          <w:szCs w:val="24"/>
+          <w:lang w:val="en-DE" w:eastAsia="en-GB"/>
+        </w:rPr>
+        <w:t>43.Users shall be able to log out of the system.</w:t>
+      </w:r>
+    </w:p>
+    <w:p>
+      <w:pPr>
         <w:pStyle w:val="BodyText"/>
         <w:spacing w:before="0"/>
         <w:ind w:firstLine="0"/>
       </w:pPr>
-      <w:bookmarkStart w:id="0" w:name="_GoBack"/>
-      <w:bookmarkEnd w:id="0"/>
     </w:p>
     <w:p>
       <w:pPr>
@@ -5476,6 +5538,7 @@
         <w:ind w:left="719" w:hanging="359"/>
       </w:pPr>
       <w:r>
+        <w:lastRenderedPageBreak/>
         <w:t>The</w:t>
       </w:r>
       <w:r>
@@ -5600,7 +5663,6 @@
         <w:ind w:left="719" w:hanging="359"/>
       </w:pPr>
       <w:r>
-        <w:lastRenderedPageBreak/>
         <w:t>The</w:t>
       </w:r>
       <w:r>
@@ -8279,6 +8341,7 @@
           <w:szCs w:val="24"/>
           <w:lang w:val="en-GB" w:eastAsia="en-GB"/>
         </w:rPr>
+        <w:lastRenderedPageBreak/>
         <w:t xml:space="preserve">The system shall comply with local real estate and rental laws regarding property listings and rental transactions. </w:t>
       </w:r>
     </w:p>
@@ -8331,7 +8394,6 @@
           <w:szCs w:val="24"/>
           <w:lang w:val="en-GB" w:eastAsia="en-GB"/>
         </w:rPr>
-        <w:lastRenderedPageBreak/>
         <w:t xml:space="preserve">The system shall generate payment records or receipts in accordance with applicable financial and tax </w:t>
       </w:r>
       <w:proofErr w:type="spellStart"/>

--- a/Week 2-Requirements.docx
+++ b/Week 2-Requirements.docx
@@ -4423,8 +4423,6 @@
         </w:rPr>
         <w:t xml:space="preserve">    </w:t>
       </w:r>
-      <w:bookmarkStart w:id="0" w:name="_GoBack"/>
-      <w:bookmarkEnd w:id="0"/>
       <w:r>
         <w:rPr>
           <w:sz w:val="22"/>
@@ -5284,12 +5282,53 @@
       <w:pPr>
         <w:pStyle w:val="Heading2"/>
         <w:spacing w:line="276" w:lineRule="auto"/>
-      </w:pPr>
-      <w:r>
         <w:rPr>
           <w:u w:val="thick"/>
           <w:lang w:val="en-DE"/>
         </w:rPr>
+      </w:pPr>
+    </w:p>
+    <w:p>
+      <w:pPr>
+        <w:pStyle w:val="Heading2"/>
+        <w:spacing w:line="276" w:lineRule="auto"/>
+        <w:rPr>
+          <w:u w:val="thick"/>
+          <w:lang w:val="en-DE"/>
+        </w:rPr>
+      </w:pPr>
+    </w:p>
+    <w:p>
+      <w:pPr>
+        <w:pStyle w:val="Heading2"/>
+        <w:spacing w:line="276" w:lineRule="auto"/>
+        <w:rPr>
+          <w:u w:val="thick"/>
+          <w:lang w:val="en-DE"/>
+        </w:rPr>
+      </w:pPr>
+    </w:p>
+    <w:p>
+      <w:pPr>
+        <w:pStyle w:val="Heading2"/>
+        <w:spacing w:line="276" w:lineRule="auto"/>
+        <w:rPr>
+          <w:u w:val="thick"/>
+          <w:lang w:val="en-DE"/>
+        </w:rPr>
+      </w:pPr>
+    </w:p>
+    <w:p>
+      <w:pPr>
+        <w:pStyle w:val="Heading2"/>
+        <w:spacing w:line="276" w:lineRule="auto"/>
+      </w:pPr>
+      <w:r>
+        <w:rPr>
+          <w:u w:val="thick"/>
+          <w:lang w:val="en-DE"/>
+        </w:rPr>
+        <w:lastRenderedPageBreak/>
         <w:t>2.</w:t>
       </w:r>
       <w:r>
@@ -5538,7 +5577,6 @@
         <w:ind w:left="719" w:hanging="359"/>
       </w:pPr>
       <w:r>
-        <w:lastRenderedPageBreak/>
         <w:t>The</w:t>
       </w:r>
       <w:r>
@@ -6883,12 +6921,22 @@
         </w:rPr>
         <w:t>5.</w:t>
       </w:r>
+      <w:bookmarkStart w:id="0" w:name="_Hlk227595038"/>
       <w:r>
         <w:rPr>
           <w:u w:val="single"/>
         </w:rPr>
-        <w:t>Maintainability</w:t>
-      </w:r>
+        <w:t>Maintain</w:t>
+      </w:r>
+      <w:bookmarkStart w:id="1" w:name="_GoBack"/>
+      <w:bookmarkEnd w:id="1"/>
+      <w:r>
+        <w:rPr>
+          <w:u w:val="single"/>
+        </w:rPr>
+        <w:t>ability</w:t>
+      </w:r>
+      <w:bookmarkEnd w:id="0"/>
       <w:r>
         <w:rPr>
           <w:spacing w:val="-5"/>
@@ -8242,6 +8290,20 @@
         <w:ind w:right="198"/>
         <w:rPr>
           <w:b/>
+          <w:u w:val="single"/>
+          <w:lang w:val="en-DE"/>
+        </w:rPr>
+      </w:pPr>
+    </w:p>
+    <w:p>
+      <w:pPr>
+        <w:tabs>
+          <w:tab w:val="left" w:pos="720"/>
+        </w:tabs>
+        <w:spacing w:line="276" w:lineRule="auto"/>
+        <w:ind w:right="198"/>
+        <w:rPr>
+          <w:b/>
           <w:lang w:val="en-DE"/>
         </w:rPr>
       </w:pPr>
@@ -8251,6 +8313,7 @@
           <w:u w:val="single"/>
           <w:lang w:val="en-DE"/>
         </w:rPr>
+        <w:lastRenderedPageBreak/>
         <w:t>8.</w:t>
       </w:r>
       <w:r>
@@ -8341,7 +8404,6 @@
           <w:szCs w:val="24"/>
           <w:lang w:val="en-GB" w:eastAsia="en-GB"/>
         </w:rPr>
-        <w:lastRenderedPageBreak/>
         <w:t xml:space="preserve">The system shall comply with local real estate and rental laws regarding property listings and rental transactions. </w:t>
       </w:r>
     </w:p>

--- a/Week 2-Requirements.docx
+++ b/Week 2-Requirements.docx
@@ -4429,15 +4429,51 @@
           <w:szCs w:val="30"/>
           <w:lang w:val="en-DE"/>
         </w:rPr>
-        <w:t>User (these 2 processes are the same for all 6 actors.</w:t>
-      </w:r>
+        <w:t xml:space="preserve">User (these 2 processes are the same for all 6 </w:t>
+      </w:r>
+      <w:proofErr w:type="spellStart"/>
       <w:r>
         <w:rPr>
           <w:sz w:val="22"/>
           <w:szCs w:val="30"/>
           <w:lang w:val="en-DE"/>
         </w:rPr>
-        <w:t>They inherit from user)</w:t>
+        <w:t>actors.</w:t>
+      </w:r>
+      <w:r>
+        <w:rPr>
+          <w:sz w:val="22"/>
+          <w:szCs w:val="30"/>
+          <w:lang w:val="en-DE"/>
+        </w:rPr>
+        <w:t>They</w:t>
+      </w:r>
+      <w:proofErr w:type="spellEnd"/>
+      <w:r>
+        <w:rPr>
+          <w:sz w:val="22"/>
+          <w:szCs w:val="30"/>
+          <w:lang w:val="en-DE"/>
+        </w:rPr>
+        <w:t xml:space="preserve"> inherit from user</w:t>
+      </w:r>
+      <w:r>
+        <w:rPr>
+          <w:sz w:val="22"/>
+          <w:szCs w:val="30"/>
+          <w:lang w:val="en-DE"/>
+        </w:rPr>
+        <w:t>.This was done to prevent having 6 different register, log in and log out for every actor</w:t>
+      </w:r>
+      <w:bookmarkStart w:id="0" w:name="_GoBack"/>
+      <w:bookmarkEnd w:id="0"/>
+      <w:r>
+        <w:rPr>
+          <w:sz w:val="22"/>
+          <w:szCs w:val="30"/>
+          <w:lang w:val="en-DE"/>
+        </w:rPr>
+        <w:t>)</w:t>
       </w:r>
     </w:p>
     <w:p>
@@ -5328,7 +5364,6 @@
           <w:u w:val="thick"/>
           <w:lang w:val="en-DE"/>
         </w:rPr>
-        <w:lastRenderedPageBreak/>
         <w:t>2.</w:t>
       </w:r>
       <w:r>
@@ -6921,22 +6956,14 @@
         </w:rPr>
         <w:t>5.</w:t>
       </w:r>
-      <w:bookmarkStart w:id="0" w:name="_Hlk227595038"/>
+      <w:bookmarkStart w:id="1" w:name="_Hlk227595038"/>
       <w:r>
         <w:rPr>
           <w:u w:val="single"/>
         </w:rPr>
-        <w:t>Maintain</w:t>
-      </w:r>
-      <w:bookmarkStart w:id="1" w:name="_GoBack"/>
+        <w:t>Maintainability</w:t>
+      </w:r>
       <w:bookmarkEnd w:id="1"/>
-      <w:r>
-        <w:rPr>
-          <w:u w:val="single"/>
-        </w:rPr>
-        <w:t>ability</w:t>
-      </w:r>
-      <w:bookmarkEnd w:id="0"/>
       <w:r>
         <w:rPr>
           <w:spacing w:val="-5"/>
@@ -8313,7 +8340,6 @@
           <w:u w:val="single"/>
           <w:lang w:val="en-DE"/>
         </w:rPr>
-        <w:lastRenderedPageBreak/>
         <w:t>8.</w:t>
       </w:r>
       <w:r>

--- a/Week 2-Requirements.docx
+++ b/Week 2-Requirements.docx
@@ -38,16 +38,126 @@
     </w:p>
     <w:p>
       <w:pPr>
+        <w:pStyle w:val="BodyText"/>
+        <w:numPr>
+          <w:ilvl w:val="0"/>
+          <w:numId w:val="10"/>
+        </w:numPr>
+        <w:spacing w:before="25"/>
+        <w:rPr>
+          <w:b/>
+          <w:u w:val="single"/>
+          <w:lang w:val="en-DE"/>
+        </w:rPr>
+      </w:pPr>
+      <w:r>
+        <w:rPr>
+          <w:b/>
+          <w:u w:val="single"/>
+          <w:lang w:val="en-DE"/>
+        </w:rPr>
+        <w:t>User (Abstract actor)</w:t>
+      </w:r>
+    </w:p>
+    <w:p>
+      <w:pPr>
+        <w:pStyle w:val="BodyText"/>
+        <w:spacing w:before="25"/>
+        <w:ind w:left="-1" w:firstLine="0"/>
+        <w:rPr>
+          <w:lang w:val="en-DE"/>
+        </w:rPr>
+      </w:pPr>
+      <w:r>
+        <w:rPr>
+          <w:lang w:val="en-DE"/>
+        </w:rPr>
+        <w:t>These processes are done by all actors they just inherit it from the user.</w:t>
+      </w:r>
+    </w:p>
+    <w:p>
+      <w:pPr>
+        <w:pStyle w:val="BodyText"/>
+        <w:numPr>
+          <w:ilvl w:val="0"/>
+          <w:numId w:val="11"/>
+        </w:numPr>
+        <w:spacing w:before="25"/>
+        <w:rPr>
+          <w:lang w:val="en-DE"/>
+        </w:rPr>
+      </w:pPr>
+      <w:r>
+        <w:rPr>
+          <w:lang w:val="en-DE"/>
+        </w:rPr>
+        <w:t>Register an account.</w:t>
+      </w:r>
+    </w:p>
+    <w:p>
+      <w:pPr>
+        <w:pStyle w:val="BodyText"/>
+        <w:numPr>
+          <w:ilvl w:val="0"/>
+          <w:numId w:val="11"/>
+        </w:numPr>
+        <w:spacing w:before="25"/>
+        <w:rPr>
+          <w:lang w:val="en-DE"/>
+        </w:rPr>
+      </w:pPr>
+      <w:r>
+        <w:rPr>
+          <w:lang w:val="en-DE"/>
+        </w:rPr>
+        <w:t>Log into the account.</w:t>
+      </w:r>
+    </w:p>
+    <w:p>
+      <w:pPr>
+        <w:pStyle w:val="BodyText"/>
+        <w:numPr>
+          <w:ilvl w:val="0"/>
+          <w:numId w:val="11"/>
+        </w:numPr>
+        <w:spacing w:before="25"/>
+        <w:rPr>
+          <w:lang w:val="en-DE"/>
+        </w:rPr>
+      </w:pPr>
+      <w:r>
+        <w:rPr>
+          <w:lang w:val="en-DE"/>
+        </w:rPr>
+        <w:t>Log out of the account.</w:t>
+      </w:r>
+    </w:p>
+    <w:p>
+      <w:pPr>
+        <w:pStyle w:val="Heading2"/>
+        <w:tabs>
+          <w:tab w:val="left" w:pos="181"/>
+        </w:tabs>
+        <w:spacing w:before="45"/>
+        <w:ind w:left="-1"/>
+        <w:rPr>
+          <w:spacing w:val="-2"/>
+          <w:u w:val="thick"/>
+          <w:lang w:val="en-DE"/>
+        </w:rPr>
+      </w:pPr>
+    </w:p>
+    <w:p>
+      <w:pPr>
         <w:pStyle w:val="Heading2"/>
         <w:numPr>
           <w:ilvl w:val="0"/>
-          <w:numId w:val="2"/>
+          <w:numId w:val="10"/>
         </w:numPr>
         <w:tabs>
           <w:tab w:val="left" w:pos="181"/>
         </w:tabs>
         <w:spacing w:before="45"/>
-        <w:ind w:left="181" w:hanging="181"/>
         <w:rPr>
           <w:u w:val="thick"/>
         </w:rPr>
@@ -58,6 +168,14 @@
           <w:u w:val="thick"/>
         </w:rPr>
         <w:t>Tenants</w:t>
+      </w:r>
+      <w:r>
+        <w:rPr>
+          <w:spacing w:val="-2"/>
+          <w:u w:val="thick"/>
+          <w:lang w:val="en-DE"/>
+        </w:rPr>
+        <w:t xml:space="preserve"> (inherits from user)</w:t>
       </w:r>
     </w:p>
     <w:p>
@@ -190,55 +308,10 @@
         <w:ind w:left="1439" w:hanging="359"/>
       </w:pPr>
       <w:r>
-        <w:t>Register</w:t>
-      </w:r>
-      <w:r>
-        <w:rPr>
-          <w:spacing w:val="-5"/>
-        </w:rPr>
-        <w:t xml:space="preserve"> </w:t>
-      </w:r>
-      <w:r>
-        <w:t>and</w:t>
-      </w:r>
-      <w:r>
-        <w:rPr>
-          <w:spacing w:val="-4"/>
-        </w:rPr>
-        <w:t xml:space="preserve"> </w:t>
-      </w:r>
-      <w:r>
-        <w:t>log</w:t>
-      </w:r>
-      <w:r>
-        <w:rPr>
-          <w:spacing w:val="-4"/>
-        </w:rPr>
-        <w:t xml:space="preserve"> </w:t>
-      </w:r>
-      <w:r>
-        <w:t>into</w:t>
-      </w:r>
-      <w:r>
-        <w:rPr>
-          <w:spacing w:val="-4"/>
-        </w:rPr>
-        <w:t xml:space="preserve"> </w:t>
-      </w:r>
-      <w:r>
-        <w:t>the</w:t>
-      </w:r>
-      <w:r>
-        <w:rPr>
-          <w:spacing w:val="-4"/>
-        </w:rPr>
-        <w:t xml:space="preserve"> </w:t>
-      </w:r>
-      <w:r>
-        <w:rPr>
-          <w:spacing w:val="-2"/>
-        </w:rPr>
-        <w:t>system.</w:t>
+        <w:rPr>
+          <w:lang w:val="en-DE"/>
+        </w:rPr>
+        <w:t>Review and rate properties</w:t>
       </w:r>
     </w:p>
     <w:p>
@@ -263,12 +336,10 @@
         <w:t xml:space="preserve"> </w:t>
       </w:r>
       <w:proofErr w:type="spellStart"/>
-      <w:proofErr w:type="gramStart"/>
       <w:r>
         <w:t>properties,view</w:t>
       </w:r>
       <w:proofErr w:type="spellEnd"/>
-      <w:proofErr w:type="gramEnd"/>
       <w:r>
         <w:rPr>
           <w:spacing w:val="-8"/>
@@ -431,12 +502,12 @@
         <w:pStyle w:val="Heading2"/>
         <w:numPr>
           <w:ilvl w:val="0"/>
-          <w:numId w:val="2"/>
+          <w:numId w:val="10"/>
         </w:numPr>
         <w:tabs>
           <w:tab w:val="left" w:pos="181"/>
         </w:tabs>
-        <w:ind w:left="181" w:hanging="181"/>
+        <w:spacing w:before="45"/>
         <w:rPr>
           <w:u w:val="thick"/>
         </w:rPr>
@@ -460,6 +531,14 @@
           <w:u w:val="thick"/>
         </w:rPr>
         <w:t>owner</w:t>
+      </w:r>
+      <w:r>
+        <w:rPr>
+          <w:spacing w:val="-2"/>
+          <w:u w:val="thick"/>
+          <w:lang w:val="en-DE"/>
+        </w:rPr>
+        <w:t xml:space="preserve"> (inherits from user)</w:t>
       </w:r>
     </w:p>
     <w:p>
@@ -597,55 +676,10 @@
         <w:ind w:left="719" w:hanging="359"/>
       </w:pPr>
       <w:r>
-        <w:t>Register</w:t>
-      </w:r>
-      <w:r>
-        <w:rPr>
-          <w:spacing w:val="-5"/>
-        </w:rPr>
-        <w:t xml:space="preserve"> </w:t>
-      </w:r>
-      <w:r>
-        <w:t>and</w:t>
-      </w:r>
-      <w:r>
-        <w:rPr>
-          <w:spacing w:val="-4"/>
-        </w:rPr>
-        <w:t xml:space="preserve"> </w:t>
-      </w:r>
-      <w:r>
-        <w:t>log</w:t>
-      </w:r>
-      <w:r>
-        <w:rPr>
-          <w:spacing w:val="-4"/>
-        </w:rPr>
-        <w:t xml:space="preserve"> </w:t>
-      </w:r>
-      <w:r>
-        <w:t>into</w:t>
-      </w:r>
-      <w:r>
-        <w:rPr>
-          <w:spacing w:val="-4"/>
-        </w:rPr>
-        <w:t xml:space="preserve"> </w:t>
-      </w:r>
-      <w:r>
-        <w:t>the</w:t>
-      </w:r>
-      <w:r>
-        <w:rPr>
-          <w:spacing w:val="-4"/>
-        </w:rPr>
-        <w:t xml:space="preserve"> </w:t>
-      </w:r>
-      <w:r>
-        <w:rPr>
-          <w:spacing w:val="-2"/>
-        </w:rPr>
-        <w:t>system</w:t>
+        <w:rPr>
+          <w:lang w:val="en-DE"/>
+        </w:rPr>
+        <w:t>Communicate with tenants</w:t>
       </w:r>
     </w:p>
     <w:p>
@@ -661,12 +695,10 @@
         <w:ind w:left="719" w:hanging="359"/>
       </w:pPr>
       <w:proofErr w:type="spellStart"/>
-      <w:proofErr w:type="gramStart"/>
       <w:r>
         <w:t>Add,remove</w:t>
       </w:r>
       <w:proofErr w:type="spellEnd"/>
-      <w:proofErr w:type="gramEnd"/>
       <w:r>
         <w:rPr>
           <w:spacing w:val="-6"/>
@@ -766,39 +798,6 @@
         </w:rPr>
         <w:t xml:space="preserve"> </w:t>
       </w:r>
-      <w:r>
-        <w:t>and</w:t>
-      </w:r>
-      <w:r>
-        <w:rPr>
-          <w:spacing w:val="-6"/>
-        </w:rPr>
-        <w:t xml:space="preserve"> </w:t>
-      </w:r>
-      <w:r>
-        <w:t>communicate</w:t>
-      </w:r>
-      <w:r>
-        <w:rPr>
-          <w:spacing w:val="-6"/>
-        </w:rPr>
-        <w:t xml:space="preserve"> </w:t>
-      </w:r>
-      <w:r>
-        <w:t>with</w:t>
-      </w:r>
-      <w:r>
-        <w:rPr>
-          <w:spacing w:val="-6"/>
-        </w:rPr>
-        <w:t xml:space="preserve"> </w:t>
-      </w:r>
-      <w:r>
-        <w:rPr>
-          <w:spacing w:val="-2"/>
-        </w:rPr>
-        <w:t>tenants</w:t>
-      </w:r>
     </w:p>
     <w:p>
       <w:pPr>
@@ -813,37 +812,10 @@
         <w:ind w:left="719" w:hanging="359"/>
       </w:pPr>
       <w:r>
-        <w:t>Track</w:t>
-      </w:r>
-      <w:r>
-        <w:rPr>
-          <w:spacing w:val="-8"/>
-        </w:rPr>
-        <w:t xml:space="preserve"> </w:t>
-      </w:r>
-      <w:r>
-        <w:t>the</w:t>
-      </w:r>
-      <w:r>
-        <w:rPr>
-          <w:spacing w:val="-7"/>
-        </w:rPr>
-        <w:t xml:space="preserve"> </w:t>
-      </w:r>
-      <w:r>
-        <w:t>rental</w:t>
-      </w:r>
-      <w:r>
-        <w:rPr>
-          <w:spacing w:val="-7"/>
-        </w:rPr>
-        <w:t xml:space="preserve"> </w:t>
-      </w:r>
-      <w:r>
-        <w:rPr>
-          <w:spacing w:val="-2"/>
-        </w:rPr>
-        <w:t>history</w:t>
+        <w:rPr>
+          <w:lang w:val="en-DE"/>
+        </w:rPr>
+        <w:t>View booking history</w:t>
       </w:r>
     </w:p>
     <w:p>
@@ -858,12 +830,12 @@
         <w:pStyle w:val="Heading2"/>
         <w:numPr>
           <w:ilvl w:val="0"/>
-          <w:numId w:val="2"/>
+          <w:numId w:val="10"/>
         </w:numPr>
         <w:tabs>
           <w:tab w:val="left" w:pos="181"/>
         </w:tabs>
-        <w:ind w:left="181" w:hanging="181"/>
+        <w:spacing w:before="45"/>
         <w:rPr>
           <w:u w:val="thick"/>
         </w:rPr>
@@ -874,6 +846,14 @@
           <w:u w:val="thick"/>
         </w:rPr>
         <w:t>Administrator</w:t>
+      </w:r>
+      <w:r>
+        <w:rPr>
+          <w:spacing w:val="-2"/>
+          <w:u w:val="thick"/>
+          <w:lang w:val="en-DE"/>
+        </w:rPr>
+        <w:t xml:space="preserve"> (inherits from user)</w:t>
       </w:r>
     </w:p>
     <w:p>
@@ -1143,6 +1123,7 @@
         <w:ind w:firstLine="0"/>
         <w:rPr>
           <w:u w:val="single"/>
+          <w:lang w:val="en-DE"/>
         </w:rPr>
       </w:pPr>
     </w:p>
@@ -1151,14 +1132,14 @@
         <w:pStyle w:val="Heading2"/>
         <w:numPr>
           <w:ilvl w:val="0"/>
-          <w:numId w:val="2"/>
+          <w:numId w:val="10"/>
         </w:numPr>
         <w:tabs>
           <w:tab w:val="left" w:pos="181"/>
         </w:tabs>
-        <w:ind w:left="181" w:hanging="181"/>
-        <w:rPr>
-          <w:u w:val="single"/>
+        <w:spacing w:before="45"/>
+        <w:rPr>
+          <w:u w:val="thick"/>
         </w:rPr>
       </w:pPr>
       <w:r>
@@ -1167,6 +1148,22 @@
           <w:u w:val="single"/>
         </w:rPr>
         <w:t>Manager</w:t>
+      </w:r>
+      <w:r>
+        <w:rPr>
+          <w:spacing w:val="-2"/>
+          <w:u w:val="single"/>
+          <w:lang w:val="en-DE"/>
+        </w:rPr>
+        <w:t xml:space="preserve"> </w:t>
+      </w:r>
+      <w:r>
+        <w:rPr>
+          <w:spacing w:val="-2"/>
+          <w:u w:val="thick"/>
+          <w:lang w:val="en-DE"/>
+        </w:rPr>
+        <w:t>(inherits from user)</w:t>
       </w:r>
     </w:p>
     <w:p>
@@ -1536,18 +1533,59 @@
     </w:p>
     <w:p>
       <w:pPr>
+        <w:pStyle w:val="BodyText"/>
+        <w:spacing w:before="49"/>
+        <w:ind w:firstLine="0"/>
+        <w:rPr>
+          <w:u w:val="single"/>
+        </w:rPr>
+      </w:pPr>
+    </w:p>
+    <w:p>
+      <w:pPr>
+        <w:pStyle w:val="BodyText"/>
+        <w:spacing w:before="49"/>
+        <w:ind w:firstLine="0"/>
+        <w:rPr>
+          <w:u w:val="single"/>
+        </w:rPr>
+      </w:pPr>
+    </w:p>
+    <w:p>
+      <w:pPr>
+        <w:pStyle w:val="BodyText"/>
+        <w:spacing w:before="49"/>
+        <w:ind w:firstLine="0"/>
+        <w:rPr>
+          <w:u w:val="single"/>
+        </w:rPr>
+      </w:pPr>
+    </w:p>
+    <w:p>
+      <w:pPr>
+        <w:pStyle w:val="BodyText"/>
+        <w:spacing w:before="49"/>
+        <w:ind w:firstLine="0"/>
+        <w:rPr>
+          <w:u w:val="single"/>
+        </w:rPr>
+      </w:pPr>
+      <w:bookmarkStart w:id="0" w:name="_GoBack"/>
+      <w:bookmarkEnd w:id="0"/>
+    </w:p>
+    <w:p>
+      <w:pPr>
         <w:pStyle w:val="Heading2"/>
         <w:numPr>
           <w:ilvl w:val="0"/>
-          <w:numId w:val="2"/>
+          <w:numId w:val="10"/>
         </w:numPr>
         <w:tabs>
           <w:tab w:val="left" w:pos="181"/>
         </w:tabs>
-        <w:spacing w:before="1"/>
-        <w:ind w:left="181" w:hanging="181"/>
-        <w:rPr>
-          <w:u w:val="single"/>
+        <w:spacing w:before="45"/>
+        <w:rPr>
+          <w:u w:val="thick"/>
         </w:rPr>
       </w:pPr>
       <w:r>
@@ -1555,7 +1593,24 @@
           <w:spacing w:val="-2"/>
           <w:u w:val="single"/>
         </w:rPr>
+        <w:lastRenderedPageBreak/>
         <w:t>Financiers</w:t>
+      </w:r>
+      <w:r>
+        <w:rPr>
+          <w:spacing w:val="-2"/>
+          <w:u w:val="single"/>
+          <w:lang w:val="en-DE"/>
+        </w:rPr>
+        <w:t xml:space="preserve"> </w:t>
+      </w:r>
+      <w:r>
+        <w:rPr>
+          <w:spacing w:val="-2"/>
+          <w:u w:val="thick"/>
+          <w:lang w:val="en-DE"/>
+        </w:rPr>
+        <w:t>(inherits from user)</w:t>
       </w:r>
     </w:p>
     <w:p>
@@ -1730,11 +1785,18 @@
         <w:spacing w:before="37"/>
         <w:ind w:left="719" w:hanging="359"/>
       </w:pPr>
-      <w:proofErr w:type="spellStart"/>
-      <w:r>
-        <w:t>Aproove</w:t>
-      </w:r>
-      <w:proofErr w:type="spellEnd"/>
+      <w:r>
+        <w:t>A</w:t>
+      </w:r>
+      <w:r>
+        <w:rPr>
+          <w:lang w:val="en-DE"/>
+        </w:rPr>
+        <w:t>p</w:t>
+      </w:r>
+      <w:r>
+        <w:t>prove</w:t>
+      </w:r>
       <w:r>
         <w:rPr>
           <w:spacing w:val="-6"/>
@@ -1886,106 +1948,94 @@
           <w:tab w:val="left" w:pos="719"/>
         </w:tabs>
         <w:ind w:left="719" w:hanging="359"/>
-        <w:sectPr>
-          <w:type w:val="continuous"/>
-          <w:pgSz w:w="12240" w:h="15840"/>
-          <w:pgMar w:top="1360" w:right="1440" w:bottom="280" w:left="1440" w:header="720" w:footer="720" w:gutter="0"/>
-          <w:cols w:space="720"/>
-        </w:sectPr>
-      </w:pPr>
-      <w:r>
-        <w:t>Generates</w:t>
-      </w:r>
-      <w:r>
-        <w:rPr>
-          <w:spacing w:val="-9"/>
-        </w:rPr>
-        <w:t xml:space="preserve"> </w:t>
-      </w:r>
-      <w:r>
-        <w:t>financial</w:t>
-      </w:r>
-      <w:r>
-        <w:rPr>
-          <w:spacing w:val="-9"/>
-        </w:rPr>
-        <w:t xml:space="preserve"> </w:t>
-      </w:r>
-      <w:r>
-        <w:rPr>
-          <w:spacing w:val="-2"/>
-        </w:rPr>
-        <w:t>report</w:t>
-      </w:r>
-      <w:r>
-        <w:rPr>
-          <w:spacing w:val="-2"/>
-          <w:lang w:val="en-DE"/>
-        </w:rPr>
-        <w:t>s</w:t>
+      </w:pPr>
+      <w:r>
+        <w:rPr>
+          <w:lang w:val="en-DE"/>
+        </w:rPr>
+        <w:t>Generate financial reports</w:t>
+      </w:r>
+    </w:p>
+    <w:p>
+      <w:pPr>
+        <w:pStyle w:val="BodyText"/>
+        <w:spacing w:before="24"/>
+        <w:ind w:firstLine="0"/>
+        <w:rPr>
+          <w:rFonts w:ascii="Arial"/>
+          <w:b/>
+          <w:lang w:val="en-DE"/>
+        </w:rPr>
+      </w:pPr>
+      <w:r>
+        <w:rPr>
+          <w:rFonts w:ascii="Arial"/>
+          <w:b/>
+          <w:lang w:val="en-DE"/>
+        </w:rPr>
+        <w:t xml:space="preserve"> </w:t>
       </w:r>
     </w:p>
     <w:p>
       <w:pPr>
         <w:pStyle w:val="Heading2"/>
+        <w:numPr>
+          <w:ilvl w:val="0"/>
+          <w:numId w:val="10"/>
+        </w:numPr>
         <w:tabs>
           <w:tab w:val="left" w:pos="181"/>
         </w:tabs>
-        <w:spacing w:before="80"/>
-        <w:ind w:right="7000"/>
-      </w:pPr>
-    </w:p>
-    <w:p>
-      <w:pPr>
-        <w:pStyle w:val="BodyText"/>
-        <w:spacing w:before="24"/>
-        <w:ind w:firstLine="0"/>
-        <w:rPr>
-          <w:rFonts w:ascii="Arial"/>
+        <w:spacing w:before="45"/>
+        <w:rPr>
+          <w:rStyle w:val="Strong"/>
           <w:b/>
-        </w:rPr>
-      </w:pPr>
-    </w:p>
-    <w:p>
-      <w:pPr>
-        <w:pStyle w:val="BodyText"/>
-        <w:spacing w:before="25"/>
-        <w:ind w:firstLine="0"/>
+          <w:bCs/>
+          <w:u w:val="thick"/>
+        </w:rPr>
+      </w:pPr>
+      <w:r>
         <w:rPr>
           <w:rStyle w:val="Strong"/>
           <w:rFonts w:cs="Times New Roman"/>
-        </w:rPr>
-      </w:pPr>
+          <w:b/>
+          <w:u w:val="single"/>
+        </w:rPr>
+        <w:t>Human Resources (</w:t>
+      </w:r>
+      <w:proofErr w:type="gramStart"/>
       <w:r>
         <w:rPr>
           <w:rStyle w:val="Strong"/>
           <w:rFonts w:cs="Times New Roman"/>
-          <w:lang w:val="en-DE"/>
-        </w:rPr>
-        <w:t>6</w:t>
+          <w:b/>
+          <w:u w:val="single"/>
+        </w:rPr>
+        <w:t>HR)</w:t>
       </w:r>
       <w:r>
         <w:rPr>
           <w:rStyle w:val="Strong"/>
           <w:rFonts w:cs="Times New Roman"/>
-          <w:lang w:val="en-DE"/>
-        </w:rPr>
-        <w:t>.</w:t>
-      </w:r>
-      <w:r>
-        <w:rPr>
-          <w:rStyle w:val="Strong"/>
-          <w:rFonts w:cs="Times New Roman"/>
-          <w:u w:val="single"/>
-        </w:rPr>
-        <w:t>Human Resources (HR)</w:t>
-      </w:r>
-      <w:r>
-        <w:rPr>
-          <w:rStyle w:val="Strong"/>
-          <w:rFonts w:cs="Times New Roman"/>
         </w:rPr>
         <w:t xml:space="preserve">  </w:t>
+      </w:r>
+      <w:r>
+        <w:rPr>
+          <w:spacing w:val="-2"/>
+          <w:u w:val="thick"/>
+          <w:lang w:val="en-DE"/>
+        </w:rPr>
+        <w:t>(</w:t>
+      </w:r>
+      <w:proofErr w:type="gramEnd"/>
+      <w:r>
+        <w:rPr>
+          <w:spacing w:val="-2"/>
+          <w:u w:val="thick"/>
+          <w:lang w:val="en-DE"/>
+        </w:rPr>
+        <w:t>inherits from user)</w:t>
       </w:r>
     </w:p>
     <w:p>
@@ -2185,16 +2235,21 @@
         <w:ind w:left="718" w:hanging="358"/>
       </w:pPr>
       <w:r>
-        <w:t>Tenants</w:t>
-      </w:r>
-      <w:r>
-        <w:rPr>
-          <w:spacing w:val="-15"/>
-        </w:rPr>
-        <w:t xml:space="preserve"> </w:t>
-      </w:r>
-      <w:r>
-        <w:t>update</w:t>
+        <w:rPr>
+          <w:lang w:val="en-DE"/>
+        </w:rPr>
+        <w:t>Tenant u</w:t>
+      </w:r>
+      <w:proofErr w:type="spellStart"/>
+      <w:r>
+        <w:t>pdate</w:t>
+      </w:r>
+      <w:proofErr w:type="spellEnd"/>
+      <w:r>
+        <w:rPr>
+          <w:lang w:val="en-DE"/>
+        </w:rPr>
+        <w:t>s</w:t>
       </w:r>
       <w:r>
         <w:rPr>
@@ -2231,16 +2286,21 @@
         <w:ind w:left="718" w:hanging="358"/>
       </w:pPr>
       <w:r>
-        <w:t>Tenants</w:t>
-      </w:r>
-      <w:r>
-        <w:rPr>
-          <w:spacing w:val="-11"/>
-        </w:rPr>
-        <w:t xml:space="preserve"> </w:t>
-      </w:r>
-      <w:r>
-        <w:t>searches</w:t>
+        <w:rPr>
+          <w:lang w:val="en-DE"/>
+        </w:rPr>
+        <w:t>Tenant s</w:t>
+      </w:r>
+      <w:proofErr w:type="spellStart"/>
+      <w:r>
+        <w:t>earch</w:t>
+      </w:r>
+      <w:proofErr w:type="spellEnd"/>
+      <w:r>
+        <w:rPr>
+          <w:lang w:val="en-DE"/>
+        </w:rPr>
+        <w:t>es</w:t>
       </w:r>
       <w:r>
         <w:rPr>
@@ -2250,45 +2310,6 @@
       </w:r>
       <w:r>
         <w:t>properties</w:t>
-      </w:r>
-      <w:r>
-        <w:rPr>
-          <w:spacing w:val="-10"/>
-        </w:rPr>
-        <w:t xml:space="preserve"> </w:t>
-      </w:r>
-      <w:r>
-        <w:t>based</w:t>
-      </w:r>
-      <w:r>
-        <w:rPr>
-          <w:spacing w:val="-10"/>
-        </w:rPr>
-        <w:t xml:space="preserve"> </w:t>
-      </w:r>
-      <w:r>
-        <w:t>on</w:t>
-      </w:r>
-      <w:r>
-        <w:rPr>
-          <w:spacing w:val="-10"/>
-        </w:rPr>
-        <w:t xml:space="preserve"> </w:t>
-      </w:r>
-      <w:r>
-        <w:t>their</w:t>
-      </w:r>
-      <w:r>
-        <w:rPr>
-          <w:spacing w:val="-10"/>
-        </w:rPr>
-        <w:t xml:space="preserve"> </w:t>
-      </w:r>
-      <w:r>
-        <w:rPr>
-          <w:spacing w:val="-2"/>
-        </w:rPr>
-        <w:t>preferences</w:t>
       </w:r>
     </w:p>
     <w:p>
@@ -2304,23 +2325,21 @@
         <w:ind w:left="718" w:hanging="358"/>
       </w:pPr>
       <w:r>
-        <w:t>Tenants</w:t>
-      </w:r>
-      <w:r>
-        <w:rPr>
-          <w:spacing w:val="-13"/>
-        </w:rPr>
-        <w:t xml:space="preserve"> </w:t>
-      </w:r>
-      <w:r>
-        <w:rPr>
-          <w:spacing w:val="-13"/>
-          <w:lang w:val="en-DE"/>
-        </w:rPr>
-        <w:t xml:space="preserve">can </w:t>
-      </w:r>
-      <w:r>
-        <w:t>filter</w:t>
+        <w:rPr>
+          <w:lang w:val="en-DE"/>
+        </w:rPr>
+        <w:t>Tenant f</w:t>
+      </w:r>
+      <w:proofErr w:type="spellStart"/>
+      <w:r>
+        <w:t>ilter</w:t>
+      </w:r>
+      <w:proofErr w:type="spellEnd"/>
+      <w:r>
+        <w:rPr>
+          <w:lang w:val="en-DE"/>
+        </w:rPr>
+        <w:t>s</w:t>
       </w:r>
       <w:r>
         <w:rPr>
@@ -2336,56 +2355,6 @@
           <w:spacing w:val="-12"/>
         </w:rPr>
         <w:t xml:space="preserve"> </w:t>
-      </w:r>
-      <w:r>
-        <w:t>by</w:t>
-      </w:r>
-      <w:r>
-        <w:rPr>
-          <w:spacing w:val="-12"/>
-        </w:rPr>
-        <w:t xml:space="preserve"> </w:t>
-      </w:r>
-      <w:r>
-        <w:rPr>
-          <w:spacing w:val="-2"/>
-        </w:rPr>
-        <w:t>location</w:t>
-      </w:r>
-      <w:r>
-        <w:rPr>
-          <w:spacing w:val="-2"/>
-          <w:lang w:val="en-DE"/>
-        </w:rPr>
-        <w:t>,</w:t>
-      </w:r>
-      <w:r>
-        <w:rPr>
-          <w:spacing w:val="-2"/>
-          <w:lang w:val="en-DE"/>
-        </w:rPr>
-        <w:t xml:space="preserve"> </w:t>
-      </w:r>
-      <w:r>
-        <w:rPr>
-          <w:spacing w:val="-2"/>
-          <w:lang w:val="en-DE"/>
-        </w:rPr>
-        <w:t>price</w:t>
-      </w:r>
-      <w:r>
-        <w:rPr>
-          <w:spacing w:val="-2"/>
-          <w:lang w:val="en-DE"/>
-        </w:rPr>
-        <w:t xml:space="preserve"> and </w:t>
-      </w:r>
-      <w:r>
-        <w:rPr>
-          <w:spacing w:val="-2"/>
-          <w:lang w:val="en-DE"/>
-        </w:rPr>
-        <w:t>property type</w:t>
       </w:r>
     </w:p>
     <w:p>
@@ -2401,16 +2370,21 @@
         <w:ind w:left="718" w:hanging="358"/>
       </w:pPr>
       <w:r>
-        <w:t>Tenants</w:t>
-      </w:r>
-      <w:r>
-        <w:rPr>
-          <w:spacing w:val="-15"/>
-        </w:rPr>
-        <w:t xml:space="preserve"> </w:t>
-      </w:r>
-      <w:r>
-        <w:t>view</w:t>
+        <w:rPr>
+          <w:lang w:val="en-DE"/>
+        </w:rPr>
+        <w:t>Tenant v</w:t>
+      </w:r>
+      <w:proofErr w:type="spellStart"/>
+      <w:r>
+        <w:t>iew</w:t>
+      </w:r>
+      <w:proofErr w:type="spellEnd"/>
+      <w:r>
+        <w:rPr>
+          <w:lang w:val="en-DE"/>
+        </w:rPr>
+        <w:t>s</w:t>
       </w:r>
       <w:r>
         <w:rPr>
@@ -2438,7 +2412,14 @@
           <w:spacing w:val="-2"/>
           <w:lang w:val="en-DE"/>
         </w:rPr>
-        <w:t>, booking history</w:t>
+        <w:t xml:space="preserve"> and</w:t>
+      </w:r>
+      <w:r>
+        <w:rPr>
+          <w:spacing w:val="-2"/>
+          <w:lang w:val="en-DE"/>
+        </w:rPr>
+        <w:t xml:space="preserve"> booking history</w:t>
       </w:r>
     </w:p>
     <w:p>
@@ -2454,7 +2435,19 @@
         <w:ind w:left="718" w:hanging="358"/>
       </w:pPr>
       <w:r>
-        <w:t>Tenants</w:t>
+        <w:rPr>
+          <w:lang w:val="en-DE"/>
+        </w:rPr>
+        <w:t>Tenant s</w:t>
+      </w:r>
+      <w:r>
+        <w:t>end</w:t>
+      </w:r>
+      <w:r>
+        <w:rPr>
+          <w:lang w:val="en-DE"/>
+        </w:rPr>
+        <w:t>s</w:t>
       </w:r>
       <w:r>
         <w:rPr>
@@ -2463,15 +2456,6 @@
         <w:t xml:space="preserve"> </w:t>
       </w:r>
       <w:r>
-        <w:t>send</w:t>
-      </w:r>
-      <w:r>
-        <w:rPr>
-          <w:spacing w:val="-14"/>
-        </w:rPr>
-        <w:t xml:space="preserve"> </w:t>
-      </w:r>
-      <w:r>
         <w:t>rental</w:t>
       </w:r>
       <w:r>
@@ -2491,7 +2475,7 @@
           <w:spacing w:val="-2"/>
           <w:lang w:val="en-DE"/>
         </w:rPr>
-        <w:t xml:space="preserve">, </w:t>
+        <w:t xml:space="preserve"> and </w:t>
       </w:r>
       <w:r>
         <w:t>message</w:t>
@@ -2540,7 +2524,21 @@
         <w:ind w:left="717" w:hanging="357"/>
       </w:pPr>
       <w:r>
-        <w:t>Tenants</w:t>
+        <w:rPr>
+          <w:lang w:val="en-DE"/>
+        </w:rPr>
+        <w:t>Tenant c</w:t>
+      </w:r>
+      <w:proofErr w:type="spellStart"/>
+      <w:r>
+        <w:t>ancel</w:t>
+      </w:r>
+      <w:proofErr w:type="spellEnd"/>
+      <w:r>
+        <w:rPr>
+          <w:lang w:val="en-DE"/>
+        </w:rPr>
+        <w:t>s</w:t>
       </w:r>
       <w:r>
         <w:rPr>
@@ -2549,28 +2547,10 @@
         <w:t xml:space="preserve"> </w:t>
       </w:r>
       <w:r>
-        <w:t>cancel</w:t>
-      </w:r>
-      <w:r>
-        <w:rPr>
-          <w:spacing w:val="-15"/>
-        </w:rPr>
-        <w:t xml:space="preserve"> </w:t>
-      </w:r>
-      <w:r>
-        <w:t>request</w:t>
-      </w:r>
-      <w:r>
-        <w:rPr>
-          <w:spacing w:val="-14"/>
-        </w:rPr>
-        <w:t xml:space="preserve"> </w:t>
-      </w:r>
-      <w:r>
-        <w:rPr>
-          <w:spacing w:val="-2"/>
-        </w:rPr>
-        <w:t>status</w:t>
+        <w:rPr>
+          <w:lang w:val="en-DE"/>
+        </w:rPr>
+        <w:t>rental request</w:t>
       </w:r>
     </w:p>
     <w:p>
@@ -2586,16 +2566,21 @@
         <w:ind w:left="717" w:hanging="357"/>
       </w:pPr>
       <w:r>
-        <w:t>Tenants</w:t>
-      </w:r>
-      <w:r>
-        <w:rPr>
-          <w:spacing w:val="-14"/>
-        </w:rPr>
-        <w:t xml:space="preserve"> </w:t>
-      </w:r>
-      <w:r>
-        <w:t>receive</w:t>
+        <w:rPr>
+          <w:lang w:val="en-DE"/>
+        </w:rPr>
+        <w:t>Tenant r</w:t>
+      </w:r>
+      <w:proofErr w:type="spellStart"/>
+      <w:r>
+        <w:t>eceive</w:t>
+      </w:r>
+      <w:proofErr w:type="spellEnd"/>
+      <w:r>
+        <w:rPr>
+          <w:lang w:val="en-DE"/>
+        </w:rPr>
+        <w:t>s</w:t>
       </w:r>
       <w:r>
         <w:rPr>
@@ -2651,16 +2636,21 @@
         <w:ind w:left="717" w:hanging="357"/>
       </w:pPr>
       <w:r>
-        <w:t>Tenants</w:t>
-      </w:r>
-      <w:r>
-        <w:rPr>
-          <w:spacing w:val="-15"/>
-        </w:rPr>
-        <w:t xml:space="preserve"> </w:t>
-      </w:r>
-      <w:r>
-        <w:t>submits</w:t>
+        <w:rPr>
+          <w:lang w:val="en-DE"/>
+        </w:rPr>
+        <w:t>Tenant s</w:t>
+      </w:r>
+      <w:proofErr w:type="spellStart"/>
+      <w:r>
+        <w:t>ubmit</w:t>
+      </w:r>
+      <w:proofErr w:type="spellEnd"/>
+      <w:r>
+        <w:rPr>
+          <w:lang w:val="en-DE"/>
+        </w:rPr>
+        <w:t>s</w:t>
       </w:r>
       <w:r>
         <w:rPr>
@@ -2698,7 +2688,30 @@
         <w:ind w:left="717" w:hanging="357"/>
       </w:pPr>
       <w:r>
-        <w:t>Tenants can save favorite properties for later viewing</w:t>
+        <w:rPr>
+          <w:lang w:val="en-DE"/>
+        </w:rPr>
+        <w:t>Tenant s</w:t>
+      </w:r>
+      <w:proofErr w:type="spellStart"/>
+      <w:r>
+        <w:t>ave</w:t>
+      </w:r>
+      <w:proofErr w:type="spellEnd"/>
+      <w:r>
+        <w:rPr>
+          <w:lang w:val="en-DE"/>
+        </w:rPr>
+        <w:t>s</w:t>
+      </w:r>
+      <w:r>
+        <w:t xml:space="preserve"> favorite properties </w:t>
+      </w:r>
+      <w:r>
+        <w:rPr>
+          <w:lang w:val="en-DE"/>
+        </w:rPr>
+        <w:t>for later viewing</w:t>
       </w:r>
     </w:p>
     <w:p>
@@ -2715,7 +2728,28 @@
         <w:ind w:left="717" w:hanging="357"/>
       </w:pPr>
       <w:r>
-        <w:t>Tenants can review and rate properties after completing a rental.</w:t>
+        <w:rPr>
+          <w:lang w:val="en-DE"/>
+        </w:rPr>
+        <w:t>Tenant r</w:t>
+      </w:r>
+      <w:r>
+        <w:rPr>
+          <w:lang w:val="en-DE"/>
+        </w:rPr>
+        <w:t>eview</w:t>
+      </w:r>
+      <w:r>
+        <w:rPr>
+          <w:lang w:val="en-DE"/>
+        </w:rPr>
+        <w:t>s</w:t>
+      </w:r>
+      <w:r>
+        <w:rPr>
+          <w:lang w:val="en-DE"/>
+        </w:rPr>
+        <w:t xml:space="preserve"> and Rate Property</w:t>
       </w:r>
     </w:p>
     <w:p>
@@ -2759,102 +2793,28 @@
         <w:ind w:left="717" w:hanging="357"/>
       </w:pPr>
       <w:r>
-        <w:t>Property</w:t>
-      </w:r>
-      <w:r>
-        <w:rPr>
-          <w:spacing w:val="-7"/>
-        </w:rPr>
-        <w:t xml:space="preserve"> </w:t>
-      </w:r>
-      <w:r>
-        <w:t>owners</w:t>
-      </w:r>
-      <w:r>
-        <w:rPr>
-          <w:spacing w:val="-7"/>
-        </w:rPr>
-        <w:t xml:space="preserve"> </w:t>
-      </w:r>
-      <w:r>
-        <w:rPr>
-          <w:spacing w:val="-7"/>
-          <w:lang w:val="en-DE"/>
-        </w:rPr>
-        <w:t xml:space="preserve">can </w:t>
-      </w:r>
-      <w:r>
-        <w:t>update</w:t>
-      </w:r>
-      <w:r>
-        <w:rPr>
-          <w:spacing w:val="-7"/>
-        </w:rPr>
-        <w:t xml:space="preserve"> </w:t>
-      </w:r>
-      <w:r>
-        <w:t>profile</w:t>
-      </w:r>
-      <w:r>
-        <w:rPr>
-          <w:spacing w:val="-6"/>
-        </w:rPr>
-        <w:t xml:space="preserve"> </w:t>
-      </w:r>
-      <w:r>
-        <w:rPr>
-          <w:spacing w:val="-2"/>
-        </w:rPr>
-        <w:t>information</w:t>
-      </w:r>
-      <w:r>
-        <w:rPr>
-          <w:spacing w:val="-2"/>
-          <w:lang w:val="en-DE"/>
-        </w:rPr>
-        <w:t xml:space="preserve"> and </w:t>
-      </w:r>
-      <w:r>
-        <w:t>the</w:t>
-      </w:r>
-      <w:r>
-        <w:rPr>
-          <w:spacing w:val="-7"/>
-        </w:rPr>
-        <w:t xml:space="preserve"> </w:t>
-      </w:r>
-      <w:r>
-        <w:t>availability</w:t>
-      </w:r>
-      <w:r>
-        <w:rPr>
-          <w:spacing w:val="-6"/>
-        </w:rPr>
-        <w:t xml:space="preserve"> </w:t>
-      </w:r>
-      <w:r>
-        <w:t>of</w:t>
-      </w:r>
-      <w:r>
-        <w:rPr>
-          <w:spacing w:val="-6"/>
-        </w:rPr>
-        <w:t xml:space="preserve"> </w:t>
-      </w:r>
-      <w:r>
-        <w:t>rental</w:t>
-      </w:r>
-      <w:r>
-        <w:rPr>
-          <w:spacing w:val="-6"/>
-        </w:rPr>
-        <w:t xml:space="preserve"> </w:t>
-      </w:r>
-      <w:r>
-        <w:rPr>
-          <w:spacing w:val="-2"/>
-        </w:rPr>
-        <w:t>properties</w:t>
+        <w:rPr>
+          <w:lang w:val="en-DE"/>
+        </w:rPr>
+        <w:t>Property Owner u</w:t>
+      </w:r>
+      <w:r>
+        <w:rPr>
+          <w:lang w:val="en-DE"/>
+        </w:rPr>
+        <w:t>pdate</w:t>
+      </w:r>
+      <w:r>
+        <w:rPr>
+          <w:lang w:val="en-DE"/>
+        </w:rPr>
+        <w:t>s</w:t>
+      </w:r>
+      <w:r>
+        <w:rPr>
+          <w:lang w:val="en-DE"/>
+        </w:rPr>
+        <w:t xml:space="preserve"> Profile Information and Availability of Rental Properties</w:t>
       </w:r>
     </w:p>
     <w:p>
@@ -2870,46 +2830,28 @@
         <w:ind w:left="717" w:hanging="357"/>
       </w:pPr>
       <w:r>
-        <w:t>Property</w:t>
-      </w:r>
-      <w:r>
-        <w:rPr>
-          <w:spacing w:val="-7"/>
-        </w:rPr>
-        <w:t xml:space="preserve"> </w:t>
-      </w:r>
-      <w:r>
-        <w:t>owners</w:t>
-      </w:r>
-      <w:r>
-        <w:rPr>
-          <w:spacing w:val="-6"/>
-        </w:rPr>
-        <w:t xml:space="preserve"> </w:t>
-      </w:r>
-      <w:r>
-        <w:t>add</w:t>
-      </w:r>
-      <w:r>
-        <w:rPr>
-          <w:spacing w:val="-6"/>
-        </w:rPr>
-        <w:t xml:space="preserve"> </w:t>
-      </w:r>
-      <w:r>
-        <w:t>property</w:t>
-      </w:r>
-      <w:r>
-        <w:rPr>
-          <w:spacing w:val="-6"/>
-        </w:rPr>
-        <w:t xml:space="preserve"> </w:t>
-      </w:r>
-      <w:r>
-        <w:rPr>
-          <w:spacing w:val="-2"/>
-        </w:rPr>
-        <w:t>listings</w:t>
+        <w:rPr>
+          <w:lang w:val="en-DE"/>
+        </w:rPr>
+        <w:t>Property Owner a</w:t>
+      </w:r>
+      <w:r>
+        <w:rPr>
+          <w:lang w:val="en-DE"/>
+        </w:rPr>
+        <w:t>dd</w:t>
+      </w:r>
+      <w:r>
+        <w:rPr>
+          <w:lang w:val="en-DE"/>
+        </w:rPr>
+        <w:t>s</w:t>
+      </w:r>
+      <w:r>
+        <w:rPr>
+          <w:lang w:val="en-DE"/>
+        </w:rPr>
+        <w:t xml:space="preserve"> Property Listing</w:t>
       </w:r>
     </w:p>
     <w:p>
@@ -2925,64 +2867,28 @@
         <w:ind w:left="717" w:hanging="357"/>
       </w:pPr>
       <w:r>
-        <w:t>Property</w:t>
-      </w:r>
-      <w:r>
-        <w:rPr>
-          <w:spacing w:val="-6"/>
-        </w:rPr>
-        <w:t xml:space="preserve"> </w:t>
-      </w:r>
-      <w:r>
-        <w:t>owners</w:t>
-      </w:r>
-      <w:r>
-        <w:rPr>
-          <w:spacing w:val="-5"/>
-        </w:rPr>
-        <w:t xml:space="preserve"> </w:t>
-      </w:r>
-      <w:r>
-        <w:t>uploads</w:t>
-      </w:r>
-      <w:r>
-        <w:rPr>
-          <w:spacing w:val="-5"/>
-        </w:rPr>
-        <w:t xml:space="preserve"> </w:t>
-      </w:r>
-      <w:r>
-        <w:t>images</w:t>
-      </w:r>
-      <w:r>
-        <w:rPr>
-          <w:spacing w:val="-6"/>
-        </w:rPr>
-        <w:t xml:space="preserve"> </w:t>
-      </w:r>
-      <w:r>
-        <w:t>of</w:t>
-      </w:r>
-      <w:r>
-        <w:rPr>
-          <w:spacing w:val="-5"/>
-        </w:rPr>
-        <w:t xml:space="preserve"> </w:t>
-      </w:r>
-      <w:r>
-        <w:t>the</w:t>
-      </w:r>
-      <w:r>
-        <w:rPr>
-          <w:spacing w:val="-5"/>
-        </w:rPr>
-        <w:t xml:space="preserve"> </w:t>
-      </w:r>
-      <w:r>
-        <w:rPr>
-          <w:spacing w:val="-2"/>
-        </w:rPr>
-        <w:t>property</w:t>
+        <w:rPr>
+          <w:lang w:val="en-DE"/>
+        </w:rPr>
+        <w:t>Property Owner u</w:t>
+      </w:r>
+      <w:r>
+        <w:rPr>
+          <w:lang w:val="en-DE"/>
+        </w:rPr>
+        <w:t>pload</w:t>
+      </w:r>
+      <w:r>
+        <w:rPr>
+          <w:lang w:val="en-DE"/>
+        </w:rPr>
+        <w:t>s</w:t>
+      </w:r>
+      <w:r>
+        <w:rPr>
+          <w:lang w:val="en-DE"/>
+        </w:rPr>
+        <w:t xml:space="preserve"> Property Images</w:t>
       </w:r>
     </w:p>
     <w:p>
@@ -2998,7 +2904,21 @@
         <w:ind w:left="717" w:hanging="357"/>
       </w:pPr>
       <w:r>
-        <w:t>Property</w:t>
+        <w:rPr>
+          <w:lang w:val="en-DE"/>
+        </w:rPr>
+        <w:t>Property Owner e</w:t>
+      </w:r>
+      <w:proofErr w:type="spellStart"/>
+      <w:r>
+        <w:t>dit</w:t>
+      </w:r>
+      <w:proofErr w:type="spellEnd"/>
+      <w:r>
+        <w:rPr>
+          <w:lang w:val="en-DE"/>
+        </w:rPr>
+        <w:t>s</w:t>
       </w:r>
       <w:r>
         <w:rPr>
@@ -3007,24 +2927,6 @@
         <w:t xml:space="preserve"> </w:t>
       </w:r>
       <w:r>
-        <w:t>owners</w:t>
-      </w:r>
-      <w:r>
-        <w:rPr>
-          <w:spacing w:val="-7"/>
-        </w:rPr>
-        <w:t xml:space="preserve"> </w:t>
-      </w:r>
-      <w:r>
-        <w:t>edits</w:t>
-      </w:r>
-      <w:r>
-        <w:rPr>
-          <w:spacing w:val="-7"/>
-        </w:rPr>
-        <w:t xml:space="preserve"> </w:t>
-      </w:r>
-      <w:r>
         <w:t>property</w:t>
       </w:r>
       <w:r>
@@ -3037,7 +2939,7 @@
         <w:rPr>
           <w:spacing w:val="-2"/>
         </w:rPr>
-        <w:t>listings</w:t>
+        <w:t>listing</w:t>
       </w:r>
     </w:p>
     <w:p>
@@ -3053,16 +2955,21 @@
         <w:ind w:left="717" w:hanging="357"/>
       </w:pPr>
       <w:r>
-        <w:t>Property</w:t>
-      </w:r>
-      <w:r>
-        <w:rPr>
-          <w:spacing w:val="-8"/>
-        </w:rPr>
-        <w:t xml:space="preserve"> </w:t>
-      </w:r>
-      <w:r>
-        <w:t>owners</w:t>
+        <w:rPr>
+          <w:lang w:val="en-DE"/>
+        </w:rPr>
+        <w:t>Property Owner d</w:t>
+      </w:r>
+      <w:proofErr w:type="spellStart"/>
+      <w:r>
+        <w:t>elete</w:t>
+      </w:r>
+      <w:proofErr w:type="spellEnd"/>
+      <w:r>
+        <w:rPr>
+          <w:lang w:val="en-DE"/>
+        </w:rPr>
+        <w:t>s</w:t>
       </w:r>
       <w:r>
         <w:rPr>
@@ -3071,7 +2978,7 @@
         <w:t xml:space="preserve"> </w:t>
       </w:r>
       <w:r>
-        <w:t>deletes</w:t>
+        <w:t>property</w:t>
       </w:r>
       <w:r>
         <w:rPr>
@@ -3080,19 +2987,10 @@
         <w:t xml:space="preserve"> </w:t>
       </w:r>
       <w:r>
-        <w:t>property</w:t>
-      </w:r>
-      <w:r>
-        <w:rPr>
-          <w:spacing w:val="-7"/>
-        </w:rPr>
-        <w:t xml:space="preserve"> </w:t>
-      </w:r>
-      <w:r>
         <w:rPr>
           <w:spacing w:val="-2"/>
         </w:rPr>
-        <w:t>listings</w:t>
+        <w:t>listing</w:t>
       </w:r>
     </w:p>
     <w:p>
@@ -3108,25 +3006,21 @@
         <w:ind w:left="717" w:hanging="357"/>
       </w:pPr>
       <w:r>
-        <w:t>Property</w:t>
-      </w:r>
-      <w:r>
-        <w:rPr>
-          <w:spacing w:val="-7"/>
-        </w:rPr>
-        <w:t xml:space="preserve"> </w:t>
-      </w:r>
-      <w:r>
-        <w:t>owners</w:t>
-      </w:r>
-      <w:r>
-        <w:rPr>
-          <w:spacing w:val="-6"/>
-        </w:rPr>
-        <w:t xml:space="preserve"> </w:t>
-      </w:r>
-      <w:r>
-        <w:t>views</w:t>
+        <w:rPr>
+          <w:lang w:val="en-DE"/>
+        </w:rPr>
+        <w:t>Property Owner v</w:t>
+      </w:r>
+      <w:proofErr w:type="spellStart"/>
+      <w:r>
+        <w:t>iew</w:t>
+      </w:r>
+      <w:proofErr w:type="spellEnd"/>
+      <w:r>
+        <w:rPr>
+          <w:lang w:val="en-DE"/>
+        </w:rPr>
+        <w:t>s</w:t>
       </w:r>
       <w:r>
         <w:rPr>
@@ -3163,7 +3057,21 @@
         <w:ind w:left="717" w:hanging="357"/>
       </w:pPr>
       <w:r>
-        <w:t>Property</w:t>
+        <w:rPr>
+          <w:lang w:val="en-DE"/>
+        </w:rPr>
+        <w:t>Property Owner a</w:t>
+      </w:r>
+      <w:proofErr w:type="spellStart"/>
+      <w:r>
+        <w:t>ccept</w:t>
+      </w:r>
+      <w:proofErr w:type="spellEnd"/>
+      <w:r>
+        <w:rPr>
+          <w:lang w:val="en-DE"/>
+        </w:rPr>
+        <w:t>s</w:t>
       </w:r>
       <w:r>
         <w:rPr>
@@ -3172,7 +3080,7 @@
         <w:t xml:space="preserve"> </w:t>
       </w:r>
       <w:r>
-        <w:t>owners</w:t>
+        <w:t>or</w:t>
       </w:r>
       <w:r>
         <w:rPr>
@@ -3181,7 +3089,7 @@
         <w:t xml:space="preserve"> </w:t>
       </w:r>
       <w:r>
-        <w:t>accepts</w:t>
+        <w:t>reject</w:t>
       </w:r>
       <w:r>
         <w:rPr>
@@ -3190,7 +3098,7 @@
         <w:t xml:space="preserve"> </w:t>
       </w:r>
       <w:r>
-        <w:t>or</w:t>
+        <w:t>rental</w:t>
       </w:r>
       <w:r>
         <w:rPr>
@@ -3199,28 +3107,10 @@
         <w:t xml:space="preserve"> </w:t>
       </w:r>
       <w:r>
-        <w:t>rejects</w:t>
-      </w:r>
-      <w:r>
-        <w:rPr>
-          <w:spacing w:val="-6"/>
-        </w:rPr>
-        <w:t xml:space="preserve"> </w:t>
-      </w:r>
-      <w:r>
-        <w:t>rental</w:t>
-      </w:r>
-      <w:r>
-        <w:rPr>
-          <w:spacing w:val="-6"/>
-        </w:rPr>
-        <w:t xml:space="preserve"> </w:t>
-      </w:r>
-      <w:r>
         <w:rPr>
           <w:spacing w:val="-2"/>
         </w:rPr>
-        <w:t>requests</w:t>
+        <w:t>request</w:t>
       </w:r>
     </w:p>
     <w:p>
@@ -3236,55 +3126,28 @@
         <w:ind w:left="717" w:hanging="357"/>
       </w:pPr>
       <w:r>
-        <w:t>Property</w:t>
-      </w:r>
-      <w:r>
-        <w:rPr>
-          <w:spacing w:val="-8"/>
-        </w:rPr>
-        <w:t xml:space="preserve"> </w:t>
-      </w:r>
-      <w:r>
-        <w:t>owners</w:t>
-      </w:r>
-      <w:r>
-        <w:rPr>
-          <w:spacing w:val="-6"/>
-        </w:rPr>
-        <w:t xml:space="preserve"> </w:t>
-      </w:r>
-      <w:r>
-        <w:t>sends</w:t>
-      </w:r>
-      <w:r>
-        <w:rPr>
-          <w:spacing w:val="-6"/>
-        </w:rPr>
-        <w:t xml:space="preserve"> </w:t>
-      </w:r>
-      <w:r>
-        <w:t>messages</w:t>
-      </w:r>
-      <w:r>
-        <w:rPr>
-          <w:spacing w:val="-6"/>
-        </w:rPr>
-        <w:t xml:space="preserve"> </w:t>
-      </w:r>
-      <w:r>
-        <w:t>to</w:t>
-      </w:r>
-      <w:r>
-        <w:rPr>
-          <w:spacing w:val="-5"/>
-        </w:rPr>
-        <w:t xml:space="preserve"> </w:t>
-      </w:r>
-      <w:r>
-        <w:rPr>
-          <w:spacing w:val="-2"/>
-        </w:rPr>
-        <w:t>tenants</w:t>
+        <w:rPr>
+          <w:lang w:val="en-DE"/>
+        </w:rPr>
+        <w:t>Property Owner s</w:t>
+      </w:r>
+      <w:r>
+        <w:rPr>
+          <w:lang w:val="en-DE"/>
+        </w:rPr>
+        <w:t>end</w:t>
+      </w:r>
+      <w:r>
+        <w:rPr>
+          <w:lang w:val="en-DE"/>
+        </w:rPr>
+        <w:t>s</w:t>
+      </w:r>
+      <w:r>
+        <w:rPr>
+          <w:lang w:val="en-DE"/>
+        </w:rPr>
+        <w:t xml:space="preserve"> message to tenant</w:t>
       </w:r>
     </w:p>
     <w:p>
@@ -3300,7 +3163,28 @@
         <w:ind w:left="717" w:hanging="357"/>
       </w:pPr>
       <w:r>
-        <w:t>Property owners can view booking history for their properties</w:t>
+        <w:rPr>
+          <w:lang w:val="en-DE"/>
+        </w:rPr>
+        <w:t>Property Owner v</w:t>
+      </w:r>
+      <w:r>
+        <w:rPr>
+          <w:lang w:val="en-DE"/>
+        </w:rPr>
+        <w:t>iew</w:t>
+      </w:r>
+      <w:r>
+        <w:rPr>
+          <w:lang w:val="en-DE"/>
+        </w:rPr>
+        <w:t>s</w:t>
+      </w:r>
+      <w:r>
+        <w:rPr>
+          <w:lang w:val="en-DE"/>
+        </w:rPr>
+        <w:t xml:space="preserve"> booking history</w:t>
       </w:r>
     </w:p>
     <w:p>
@@ -3316,7 +3200,39 @@
         <w:ind w:left="717" w:hanging="357"/>
       </w:pPr>
       <w:r>
-        <w:t>Property owners shall be able to mark properties as unavailable or rented</w:t>
+        <w:rPr>
+          <w:lang w:val="en-DE"/>
+        </w:rPr>
+        <w:t>Property Owner m</w:t>
+      </w:r>
+      <w:r>
+        <w:rPr>
+          <w:lang w:val="en-DE"/>
+        </w:rPr>
+        <w:t>ark</w:t>
+      </w:r>
+      <w:r>
+        <w:rPr>
+          <w:lang w:val="en-DE"/>
+        </w:rPr>
+        <w:t>s</w:t>
+      </w:r>
+      <w:r>
+        <w:t xml:space="preserve"> </w:t>
+      </w:r>
+      <w:proofErr w:type="spellStart"/>
+      <w:r>
+        <w:t>propert</w:t>
+      </w:r>
+      <w:proofErr w:type="spellEnd"/>
+      <w:r>
+        <w:rPr>
+          <w:lang w:val="en-DE"/>
+        </w:rPr>
+        <w:t>y</w:t>
+      </w:r>
+      <w:r>
+        <w:t xml:space="preserve"> as unavailable or rented</w:t>
       </w:r>
     </w:p>
     <w:p>
@@ -3354,18 +3270,27 @@
         </w:tabs>
         <w:ind w:left="717" w:hanging="357"/>
       </w:pPr>
-      <w:r>
-        <w:t>Administrator</w:t>
-      </w:r>
+      <w:proofErr w:type="spellStart"/>
       <w:r>
         <w:rPr>
           <w:spacing w:val="-8"/>
-        </w:rPr>
-        <w:t xml:space="preserve"> </w:t>
-      </w:r>
-      <w:r>
-        <w:t>edits</w:t>
-      </w:r>
+          <w:lang w:val="en-DE"/>
+        </w:rPr>
+        <w:t>Adminstrator</w:t>
+      </w:r>
+      <w:proofErr w:type="spellEnd"/>
+      <w:r>
+        <w:rPr>
+          <w:spacing w:val="-8"/>
+          <w:lang w:val="en-DE"/>
+        </w:rPr>
+        <w:t xml:space="preserve"> e</w:t>
+      </w:r>
+      <w:proofErr w:type="spellStart"/>
+      <w:r>
+        <w:t>dits</w:t>
+      </w:r>
+      <w:proofErr w:type="spellEnd"/>
       <w:r>
         <w:rPr>
           <w:spacing w:val="-7"/>
@@ -3400,18 +3325,33 @@
         </w:tabs>
         <w:ind w:left="717" w:hanging="357"/>
       </w:pPr>
-      <w:r>
-        <w:t>Administrator</w:t>
-      </w:r>
+      <w:proofErr w:type="spellStart"/>
       <w:r>
         <w:rPr>
           <w:spacing w:val="-8"/>
-        </w:rPr>
-        <w:t xml:space="preserve"> </w:t>
-      </w:r>
-      <w:r>
-        <w:t>deletes</w:t>
-      </w:r>
+          <w:lang w:val="en-DE"/>
+        </w:rPr>
+        <w:t>Adminstrator</w:t>
+      </w:r>
+      <w:proofErr w:type="spellEnd"/>
+      <w:r>
+        <w:rPr>
+          <w:spacing w:val="-8"/>
+          <w:lang w:val="en-DE"/>
+        </w:rPr>
+        <w:t xml:space="preserve"> </w:t>
+      </w:r>
+      <w:r>
+        <w:rPr>
+          <w:lang w:val="en-DE"/>
+        </w:rPr>
+        <w:t>d</w:t>
+      </w:r>
+      <w:proofErr w:type="spellStart"/>
+      <w:r>
+        <w:t>elete</w:t>
+      </w:r>
+      <w:proofErr w:type="spellEnd"/>
       <w:r>
         <w:rPr>
           <w:spacing w:val="-8"/>
@@ -3461,18 +3401,40 @@
         <w:spacing w:before="80"/>
         <w:ind w:left="717" w:hanging="357"/>
       </w:pPr>
-      <w:r>
+      <w:proofErr w:type="spellStart"/>
+      <w:r>
+        <w:rPr>
+          <w:spacing w:val="-8"/>
+          <w:lang w:val="en-DE"/>
+        </w:rPr>
         <w:lastRenderedPageBreak/>
-        <w:t>Administrator</w:t>
-      </w:r>
-      <w:r>
-        <w:rPr>
-          <w:spacing w:val="-9"/>
-        </w:rPr>
-        <w:t xml:space="preserve"> </w:t>
-      </w:r>
-      <w:r>
-        <w:t>monitors</w:t>
+        <w:t>Adminstrator</w:t>
+      </w:r>
+      <w:proofErr w:type="spellEnd"/>
+      <w:r>
+        <w:rPr>
+          <w:spacing w:val="-8"/>
+          <w:lang w:val="en-DE"/>
+        </w:rPr>
+        <w:t xml:space="preserve"> </w:t>
+      </w:r>
+      <w:r>
+        <w:rPr>
+          <w:lang w:val="en-DE"/>
+        </w:rPr>
+        <w:t>m</w:t>
+      </w:r>
+      <w:r>
+        <w:rPr>
+          <w:lang w:val="en-DE"/>
+        </w:rPr>
+        <w:t>onitor</w:t>
+      </w:r>
+      <w:r>
+        <w:rPr>
+          <w:lang w:val="en-DE"/>
+        </w:rPr>
+        <w:t>s</w:t>
       </w:r>
       <w:r>
         <w:rPr>
@@ -3508,17 +3470,38 @@
         </w:tabs>
         <w:ind w:left="717" w:hanging="357"/>
       </w:pPr>
-      <w:r>
-        <w:t>Administrator</w:t>
-      </w:r>
+      <w:proofErr w:type="spellStart"/>
       <w:r>
         <w:rPr>
           <w:spacing w:val="-8"/>
-        </w:rPr>
-        <w:t xml:space="preserve"> </w:t>
-      </w:r>
-      <w:r>
-        <w:t>views</w:t>
+          <w:lang w:val="en-DE"/>
+        </w:rPr>
+        <w:t>Adminstrator</w:t>
+      </w:r>
+      <w:proofErr w:type="spellEnd"/>
+      <w:r>
+        <w:rPr>
+          <w:spacing w:val="-8"/>
+          <w:lang w:val="en-DE"/>
+        </w:rPr>
+        <w:t xml:space="preserve"> </w:t>
+      </w:r>
+      <w:r>
+        <w:rPr>
+          <w:lang w:val="en-DE"/>
+        </w:rPr>
+        <w:t>v</w:t>
+      </w:r>
+      <w:proofErr w:type="spellStart"/>
+      <w:r>
+        <w:t>iew</w:t>
+      </w:r>
+      <w:proofErr w:type="spellEnd"/>
+      <w:r>
+        <w:rPr>
+          <w:lang w:val="en-DE"/>
+        </w:rPr>
+        <w:t>s</w:t>
       </w:r>
       <w:r>
         <w:rPr>
@@ -3561,23 +3544,40 @@
         </w:tabs>
         <w:ind w:left="717" w:hanging="357"/>
       </w:pPr>
-      <w:r>
-        <w:t>Administrator</w:t>
+      <w:proofErr w:type="spellStart"/>
+      <w:r>
+        <w:rPr>
+          <w:spacing w:val="-8"/>
+          <w:lang w:val="en-DE"/>
+        </w:rPr>
+        <w:t>Adminstrator</w:t>
+      </w:r>
+      <w:proofErr w:type="spellEnd"/>
+      <w:r>
+        <w:rPr>
+          <w:spacing w:val="-8"/>
+          <w:lang w:val="en-DE"/>
+        </w:rPr>
+        <w:t xml:space="preserve"> </w:t>
+      </w:r>
+      <w:r>
+        <w:rPr>
+          <w:lang w:val="en-DE"/>
+        </w:rPr>
+        <w:t>r</w:t>
+      </w:r>
+      <w:r>
+        <w:rPr>
+          <w:lang w:val="en-DE"/>
+        </w:rPr>
+        <w:t>emove</w:t>
       </w:r>
       <w:r>
         <w:rPr>
           <w:spacing w:val="-11"/>
-        </w:rPr>
-        <w:t xml:space="preserve"> </w:t>
-      </w:r>
-      <w:r>
-        <w:t>removes</w:t>
-      </w:r>
-      <w:r>
-        <w:rPr>
-          <w:spacing w:val="-11"/>
-        </w:rPr>
-        <w:t xml:space="preserve"> </w:t>
+          <w:lang w:val="en-DE"/>
+        </w:rPr>
+        <w:t xml:space="preserve">s </w:t>
       </w:r>
       <w:r>
         <w:t>inappropriate</w:t>
@@ -3607,36 +3607,45 @@
         </w:tabs>
         <w:ind w:left="717" w:hanging="357"/>
       </w:pPr>
-      <w:r>
-        <w:t>Administrator</w:t>
-      </w:r>
-      <w:r>
-        <w:rPr>
-          <w:spacing w:val="-10"/>
-        </w:rPr>
-        <w:t xml:space="preserve"> </w:t>
-      </w:r>
-      <w:r>
-        <w:t>manages</w:t>
-      </w:r>
-      <w:r>
-        <w:rPr>
-          <w:spacing w:val="-10"/>
-        </w:rPr>
-        <w:t xml:space="preserve"> </w:t>
-      </w:r>
-      <w:r>
-        <w:rPr>
-          <w:spacing w:val="-2"/>
-        </w:rPr>
-        <w:t>disputes</w:t>
-      </w:r>
-      <w:r>
-        <w:rPr>
-          <w:spacing w:val="-2"/>
-          <w:lang w:val="en-DE"/>
-        </w:rPr>
-        <w:t xml:space="preserve"> and system settings</w:t>
+      <w:proofErr w:type="spellStart"/>
+      <w:r>
+        <w:rPr>
+          <w:spacing w:val="-8"/>
+          <w:lang w:val="en-DE"/>
+        </w:rPr>
+        <w:t>Adminstrator</w:t>
+      </w:r>
+      <w:proofErr w:type="spellEnd"/>
+      <w:r>
+        <w:rPr>
+          <w:spacing w:val="-8"/>
+          <w:lang w:val="en-DE"/>
+        </w:rPr>
+        <w:t xml:space="preserve"> </w:t>
+      </w:r>
+      <w:r>
+        <w:rPr>
+          <w:lang w:val="en-DE"/>
+        </w:rPr>
+        <w:t>m</w:t>
+      </w:r>
+      <w:r>
+        <w:rPr>
+          <w:lang w:val="en-DE"/>
+        </w:rPr>
+        <w:t>anage</w:t>
+      </w:r>
+      <w:r>
+        <w:rPr>
+          <w:lang w:val="en-DE"/>
+        </w:rPr>
+        <w:t>s</w:t>
+      </w:r>
+      <w:r>
+        <w:rPr>
+          <w:lang w:val="en-DE"/>
+        </w:rPr>
+        <w:t xml:space="preserve"> disputes and system settings</w:t>
       </w:r>
     </w:p>
     <w:p>
@@ -3651,21 +3660,43 @@
         </w:tabs>
         <w:ind w:left="717" w:hanging="357"/>
       </w:pPr>
-      <w:r>
-        <w:t>Administrator</w:t>
-      </w:r>
-      <w:r>
-        <w:rPr>
-          <w:spacing w:val="-9"/>
-        </w:rPr>
-        <w:t xml:space="preserve"> </w:t>
-      </w:r>
-      <w:r>
-        <w:t>restores</w:t>
-      </w:r>
+      <w:proofErr w:type="spellStart"/>
       <w:r>
         <w:rPr>
           <w:spacing w:val="-8"/>
+          <w:lang w:val="en-DE"/>
+        </w:rPr>
+        <w:t>Adminstrator</w:t>
+      </w:r>
+      <w:proofErr w:type="spellEnd"/>
+      <w:r>
+        <w:rPr>
+          <w:spacing w:val="-8"/>
+          <w:lang w:val="en-DE"/>
+        </w:rPr>
+        <w:t xml:space="preserve"> </w:t>
+      </w:r>
+      <w:r>
+        <w:rPr>
+          <w:lang w:val="en-DE"/>
+        </w:rPr>
+        <w:t>r</w:t>
+      </w:r>
+      <w:r>
+        <w:rPr>
+          <w:lang w:val="en-DE"/>
+        </w:rPr>
+        <w:t>estore</w:t>
+      </w:r>
+      <w:r>
+        <w:rPr>
+          <w:lang w:val="en-DE"/>
+        </w:rPr>
+        <w:t>s</w:t>
+      </w:r>
+      <w:r>
+        <w:rPr>
+          <w:spacing w:val="-8"/>
         </w:rPr>
         <w:t xml:space="preserve"> </w:t>
       </w:r>
@@ -3682,7 +3713,7 @@
         <w:rPr>
           <w:spacing w:val="-2"/>
         </w:rPr>
-        <w:t>accounts</w:t>
+        <w:t>account</w:t>
       </w:r>
     </w:p>
     <w:p>
@@ -3697,21 +3728,43 @@
         </w:tabs>
         <w:ind w:left="717" w:hanging="357"/>
       </w:pPr>
-      <w:r>
-        <w:t>Administrator</w:t>
-      </w:r>
-      <w:r>
-        <w:rPr>
-          <w:spacing w:val="-9"/>
-        </w:rPr>
-        <w:t xml:space="preserve"> </w:t>
-      </w:r>
-      <w:r>
-        <w:t>suspends</w:t>
-      </w:r>
+      <w:proofErr w:type="spellStart"/>
       <w:r>
         <w:rPr>
           <w:spacing w:val="-8"/>
+          <w:lang w:val="en-DE"/>
+        </w:rPr>
+        <w:t>Adminstrator</w:t>
+      </w:r>
+      <w:proofErr w:type="spellEnd"/>
+      <w:r>
+        <w:rPr>
+          <w:spacing w:val="-8"/>
+          <w:lang w:val="en-DE"/>
+        </w:rPr>
+        <w:t xml:space="preserve"> </w:t>
+      </w:r>
+      <w:r>
+        <w:rPr>
+          <w:lang w:val="en-DE"/>
+        </w:rPr>
+        <w:t>s</w:t>
+      </w:r>
+      <w:r>
+        <w:rPr>
+          <w:lang w:val="en-DE"/>
+        </w:rPr>
+        <w:t>uspend</w:t>
+      </w:r>
+      <w:r>
+        <w:rPr>
+          <w:lang w:val="en-DE"/>
+        </w:rPr>
+        <w:t>s</w:t>
+      </w:r>
+      <w:r>
+        <w:rPr>
+          <w:spacing w:val="-8"/>
         </w:rPr>
         <w:t xml:space="preserve"> </w:t>
       </w:r>
@@ -3728,7 +3781,7 @@
         <w:rPr>
           <w:spacing w:val="-2"/>
         </w:rPr>
-        <w:t>accounts</w:t>
+        <w:t>account</w:t>
       </w:r>
     </w:p>
     <w:p>
@@ -3743,8 +3796,45 @@
         </w:tabs>
         <w:ind w:left="717" w:hanging="357"/>
       </w:pPr>
-      <w:r>
-        <w:t>Administrator can verify and approve newly submitted property listings before publication</w:t>
+      <w:proofErr w:type="spellStart"/>
+      <w:r>
+        <w:rPr>
+          <w:spacing w:val="-8"/>
+          <w:lang w:val="en-DE"/>
+        </w:rPr>
+        <w:t>Adminstrator</w:t>
+      </w:r>
+      <w:proofErr w:type="spellEnd"/>
+      <w:r>
+        <w:rPr>
+          <w:spacing w:val="-8"/>
+          <w:lang w:val="en-DE"/>
+        </w:rPr>
+        <w:t xml:space="preserve"> </w:t>
+      </w:r>
+      <w:r>
+        <w:rPr>
+          <w:lang w:val="en-DE"/>
+        </w:rPr>
+        <w:t>v</w:t>
+      </w:r>
+      <w:r>
+        <w:rPr>
+          <w:lang w:val="en-DE"/>
+        </w:rPr>
+        <w:t>erif</w:t>
+      </w:r>
+      <w:r>
+        <w:rPr>
+          <w:lang w:val="en-DE"/>
+        </w:rPr>
+        <w:t>ies</w:t>
+      </w:r>
+      <w:r>
+        <w:rPr>
+          <w:lang w:val="en-DE"/>
+        </w:rPr>
+        <w:t xml:space="preserve"> and Approve Property Listings</w:t>
       </w:r>
     </w:p>
     <w:p>
@@ -3779,37 +3869,28 @@
         <w:ind w:left="717" w:hanging="357"/>
       </w:pPr>
       <w:r>
-        <w:t>Managers</w:t>
-      </w:r>
-      <w:r>
-        <w:rPr>
-          <w:spacing w:val="-7"/>
-        </w:rPr>
-        <w:t xml:space="preserve"> </w:t>
-      </w:r>
-      <w:r>
-        <w:t>monitor</w:t>
-      </w:r>
-      <w:r>
-        <w:rPr>
-          <w:spacing w:val="-7"/>
-        </w:rPr>
-        <w:t xml:space="preserve"> </w:t>
-      </w:r>
-      <w:r>
-        <w:t>rental</w:t>
-      </w:r>
-      <w:r>
-        <w:rPr>
-          <w:spacing w:val="-7"/>
-        </w:rPr>
-        <w:t xml:space="preserve"> </w:t>
-      </w:r>
-      <w:r>
-        <w:rPr>
-          <w:spacing w:val="-2"/>
-        </w:rPr>
-        <w:t>requests</w:t>
+        <w:rPr>
+          <w:lang w:val="en-DE"/>
+        </w:rPr>
+        <w:t>Manager m</w:t>
+      </w:r>
+      <w:r>
+        <w:rPr>
+          <w:lang w:val="en-DE"/>
+        </w:rPr>
+        <w:t>onitor</w:t>
+      </w:r>
+      <w:r>
+        <w:rPr>
+          <w:lang w:val="en-DE"/>
+        </w:rPr>
+        <w:t>s</w:t>
+      </w:r>
+      <w:r>
+        <w:rPr>
+          <w:lang w:val="en-DE"/>
+        </w:rPr>
+        <w:t xml:space="preserve"> rental requests.</w:t>
       </w:r>
     </w:p>
     <w:p>
@@ -3825,16 +3906,21 @@
         <w:ind w:left="717" w:hanging="357"/>
       </w:pPr>
       <w:r>
-        <w:t>Managers</w:t>
-      </w:r>
-      <w:r>
-        <w:rPr>
-          <w:spacing w:val="-9"/>
-        </w:rPr>
-        <w:t xml:space="preserve"> </w:t>
-      </w:r>
-      <w:r>
-        <w:t>generates</w:t>
+        <w:rPr>
+          <w:lang w:val="en-DE"/>
+        </w:rPr>
+        <w:t>Manager g</w:t>
+      </w:r>
+      <w:proofErr w:type="spellStart"/>
+      <w:r>
+        <w:t>enerate</w:t>
+      </w:r>
+      <w:proofErr w:type="spellEnd"/>
+      <w:r>
+        <w:rPr>
+          <w:lang w:val="en-DE"/>
+        </w:rPr>
+        <w:t>s</w:t>
       </w:r>
       <w:r>
         <w:rPr>
@@ -3871,16 +3957,28 @@
         <w:ind w:left="717" w:hanging="357"/>
       </w:pPr>
       <w:r>
-        <w:t>Managers</w:t>
+        <w:rPr>
+          <w:lang w:val="en-DE"/>
+        </w:rPr>
+        <w:t xml:space="preserve">Manager </w:t>
       </w:r>
       <w:r>
         <w:rPr>
           <w:spacing w:val="-7"/>
-        </w:rPr>
-        <w:t xml:space="preserve"> </w:t>
-      </w:r>
-      <w:r>
-        <w:t>approves</w:t>
+          <w:lang w:val="en-DE"/>
+        </w:rPr>
+        <w:t>a</w:t>
+      </w:r>
+      <w:proofErr w:type="spellStart"/>
+      <w:r>
+        <w:t>pprove</w:t>
+      </w:r>
+      <w:proofErr w:type="spellEnd"/>
+      <w:r>
+        <w:rPr>
+          <w:lang w:val="en-DE"/>
+        </w:rPr>
+        <w:t>s</w:t>
       </w:r>
       <w:r>
         <w:rPr>
@@ -3935,7 +4033,24 @@
         <w:ind w:left="717" w:hanging="357"/>
       </w:pPr>
       <w:r>
-        <w:t>Managers can review complaints and forward unresolved issues to the administrator</w:t>
+        <w:rPr>
+          <w:lang w:val="en-DE"/>
+        </w:rPr>
+        <w:t>Manager r</w:t>
+      </w:r>
+      <w:proofErr w:type="spellStart"/>
+      <w:r>
+        <w:t>eview</w:t>
+      </w:r>
+      <w:proofErr w:type="spellEnd"/>
+      <w:r>
+        <w:rPr>
+          <w:lang w:val="en-DE"/>
+        </w:rPr>
+        <w:t>s</w:t>
+      </w:r>
+      <w:r>
+        <w:t xml:space="preserve"> complaints and forward unresolved issues</w:t>
       </w:r>
     </w:p>
     <w:p>
@@ -3970,7 +4085,21 @@
         <w:ind w:left="717" w:hanging="357"/>
       </w:pPr>
       <w:r>
-        <w:t>Financiers</w:t>
+        <w:rPr>
+          <w:lang w:val="en-DE"/>
+        </w:rPr>
+        <w:t>Financier v</w:t>
+      </w:r>
+      <w:proofErr w:type="spellStart"/>
+      <w:r>
+        <w:t>iew</w:t>
+      </w:r>
+      <w:proofErr w:type="spellEnd"/>
+      <w:r>
+        <w:rPr>
+          <w:lang w:val="en-DE"/>
+        </w:rPr>
+        <w:t>s</w:t>
       </w:r>
       <w:r>
         <w:rPr>
@@ -3979,37 +4108,10 @@
         <w:t xml:space="preserve"> </w:t>
       </w:r>
       <w:r>
-        <w:t>views</w:t>
-      </w:r>
-      <w:r>
-        <w:rPr>
-          <w:spacing w:val="-6"/>
-        </w:rPr>
-        <w:t xml:space="preserve"> </w:t>
-      </w:r>
-      <w:r>
-        <w:t>history</w:t>
-      </w:r>
-      <w:r>
-        <w:rPr>
-          <w:spacing w:val="-6"/>
-        </w:rPr>
-        <w:t xml:space="preserve"> </w:t>
-      </w:r>
-      <w:r>
-        <w:t>of</w:t>
-      </w:r>
-      <w:r>
-        <w:rPr>
-          <w:spacing w:val="-6"/>
-        </w:rPr>
-        <w:t xml:space="preserve"> </w:t>
-      </w:r>
-      <w:r>
-        <w:rPr>
-          <w:spacing w:val="-2"/>
-        </w:rPr>
-        <w:t>transactions</w:t>
+        <w:rPr>
+          <w:lang w:val="en-DE"/>
+        </w:rPr>
+        <w:t>transaction history</w:t>
       </w:r>
     </w:p>
     <w:p>
@@ -4025,16 +4127,21 @@
         <w:ind w:left="717" w:hanging="357"/>
       </w:pPr>
       <w:r>
-        <w:t>Financiers</w:t>
-      </w:r>
-      <w:r>
-        <w:rPr>
-          <w:spacing w:val="-7"/>
-        </w:rPr>
-        <w:t xml:space="preserve"> </w:t>
-      </w:r>
-      <w:r>
-        <w:t>monitor</w:t>
+        <w:rPr>
+          <w:lang w:val="en-DE"/>
+        </w:rPr>
+        <w:t>Financier m</w:t>
+      </w:r>
+      <w:proofErr w:type="spellStart"/>
+      <w:r>
+        <w:t>onitor</w:t>
+      </w:r>
+      <w:proofErr w:type="spellEnd"/>
+      <w:r>
+        <w:rPr>
+          <w:lang w:val="en-DE"/>
+        </w:rPr>
+        <w:t>s</w:t>
       </w:r>
       <w:r>
         <w:rPr>
@@ -4089,16 +4196,21 @@
         <w:ind w:left="717" w:hanging="357"/>
       </w:pPr>
       <w:r>
-        <w:t>Financiers</w:t>
-      </w:r>
-      <w:r>
-        <w:rPr>
-          <w:spacing w:val="-9"/>
-        </w:rPr>
-        <w:t xml:space="preserve"> </w:t>
-      </w:r>
-      <w:r>
-        <w:t>communicate</w:t>
+        <w:rPr>
+          <w:lang w:val="en-DE"/>
+        </w:rPr>
+        <w:t>Financier c</w:t>
+      </w:r>
+      <w:proofErr w:type="spellStart"/>
+      <w:r>
+        <w:t>ommunicate</w:t>
+      </w:r>
+      <w:proofErr w:type="spellEnd"/>
+      <w:r>
+        <w:rPr>
+          <w:lang w:val="en-DE"/>
+        </w:rPr>
+        <w:t>s</w:t>
       </w:r>
       <w:r>
         <w:rPr>
@@ -4171,7 +4283,24 @@
         <w:ind w:left="717" w:hanging="357"/>
       </w:pPr>
       <w:r>
-        <w:t>Financiers can approve refunds for cancelled rental transactions</w:t>
+        <w:rPr>
+          <w:lang w:val="en-DE"/>
+        </w:rPr>
+        <w:t>Financier a</w:t>
+      </w:r>
+      <w:proofErr w:type="spellStart"/>
+      <w:r>
+        <w:t>pprove</w:t>
+      </w:r>
+      <w:proofErr w:type="spellEnd"/>
+      <w:r>
+        <w:rPr>
+          <w:lang w:val="en-DE"/>
+        </w:rPr>
+        <w:t>s</w:t>
+      </w:r>
+      <w:r>
+        <w:t xml:space="preserve"> refunds for cancelled rental transactions</w:t>
       </w:r>
     </w:p>
     <w:p>
@@ -4207,16 +4336,21 @@
         <w:ind w:left="717" w:hanging="357"/>
       </w:pPr>
       <w:r>
-        <w:t>HR</w:t>
-      </w:r>
-      <w:r>
-        <w:rPr>
-          <w:spacing w:val="-5"/>
-        </w:rPr>
-        <w:t xml:space="preserve"> </w:t>
-      </w:r>
-      <w:r>
-        <w:t>manages</w:t>
+        <w:rPr>
+          <w:lang w:val="en-DE"/>
+        </w:rPr>
+        <w:t>HR m</w:t>
+      </w:r>
+      <w:proofErr w:type="spellStart"/>
+      <w:r>
+        <w:t>anage</w:t>
+      </w:r>
+      <w:proofErr w:type="spellEnd"/>
+      <w:r>
+        <w:rPr>
+          <w:lang w:val="en-DE"/>
+        </w:rPr>
+        <w:t>s</w:t>
       </w:r>
       <w:r>
         <w:rPr>
@@ -4245,64 +4379,28 @@
         <w:ind w:left="717" w:hanging="357"/>
       </w:pPr>
       <w:r>
-        <w:t>HR</w:t>
-      </w:r>
-      <w:r>
-        <w:rPr>
-          <w:spacing w:val="-6"/>
-        </w:rPr>
-        <w:t xml:space="preserve"> </w:t>
-      </w:r>
-      <w:r>
-        <w:t>sends</w:t>
-      </w:r>
-      <w:r>
-        <w:rPr>
-          <w:spacing w:val="-6"/>
-        </w:rPr>
-        <w:t xml:space="preserve"> </w:t>
-      </w:r>
-      <w:r>
-        <w:t>notifications</w:t>
-      </w:r>
-      <w:r>
-        <w:rPr>
-          <w:spacing w:val="-5"/>
-        </w:rPr>
-        <w:t xml:space="preserve"> </w:t>
-      </w:r>
-      <w:r>
-        <w:t>and</w:t>
-      </w:r>
-      <w:r>
-        <w:rPr>
-          <w:spacing w:val="-6"/>
-        </w:rPr>
-        <w:t xml:space="preserve"> </w:t>
-      </w:r>
-      <w:r>
-        <w:t>reminders</w:t>
-      </w:r>
-      <w:r>
-        <w:rPr>
-          <w:spacing w:val="-6"/>
-        </w:rPr>
-        <w:t xml:space="preserve"> </w:t>
-      </w:r>
-      <w:r>
-        <w:t>to</w:t>
-      </w:r>
-      <w:r>
-        <w:rPr>
-          <w:spacing w:val="-5"/>
-        </w:rPr>
-        <w:t xml:space="preserve"> </w:t>
-      </w:r>
-      <w:r>
-        <w:rPr>
-          <w:spacing w:val="-2"/>
-        </w:rPr>
-        <w:t>users</w:t>
+        <w:rPr>
+          <w:lang w:val="en-DE"/>
+        </w:rPr>
+        <w:t>HR s</w:t>
+      </w:r>
+      <w:r>
+        <w:rPr>
+          <w:lang w:val="en-DE"/>
+        </w:rPr>
+        <w:t>end</w:t>
+      </w:r>
+      <w:r>
+        <w:rPr>
+          <w:lang w:val="en-DE"/>
+        </w:rPr>
+        <w:t>s</w:t>
+      </w:r>
+      <w:r>
+        <w:rPr>
+          <w:lang w:val="en-DE"/>
+        </w:rPr>
+        <w:t xml:space="preserve"> notifications and reminders</w:t>
       </w:r>
     </w:p>
     <w:p>
@@ -4318,16 +4416,22 @@
         <w:ind w:left="717" w:hanging="357"/>
       </w:pPr>
       <w:r>
-        <w:t>HR</w:t>
-      </w:r>
-      <w:r>
-        <w:rPr>
-          <w:spacing w:val="-7"/>
-        </w:rPr>
-        <w:t xml:space="preserve"> </w:t>
-      </w:r>
-      <w:r>
-        <w:t>maintains</w:t>
+        <w:rPr>
+          <w:lang w:val="en-DE"/>
+        </w:rPr>
+        <w:t>HR m</w:t>
+      </w:r>
+      <w:r>
+        <w:rPr>
+          <w:lang w:val="en-DE"/>
+        </w:rPr>
+        <w:t>aintain</w:t>
+      </w:r>
+      <w:r>
+        <w:rPr>
+          <w:lang w:val="en-DE"/>
+        </w:rPr>
+        <w:t>s</w:t>
       </w:r>
       <w:r>
         <w:rPr>
@@ -4455,18 +4559,34 @@
           <w:szCs w:val="30"/>
           <w:lang w:val="en-DE"/>
         </w:rPr>
-        <w:t xml:space="preserve"> inherit from user</w:t>
-      </w:r>
+        <w:t xml:space="preserve"> inherit from </w:t>
+      </w:r>
+      <w:proofErr w:type="spellStart"/>
       <w:r>
         <w:rPr>
           <w:sz w:val="22"/>
           <w:szCs w:val="30"/>
           <w:lang w:val="en-DE"/>
         </w:rPr>
-        <w:t>.This was done to prevent having 6 different register, log in and log out for every actor</w:t>
-      </w:r>
-      <w:bookmarkStart w:id="0" w:name="_GoBack"/>
-      <w:bookmarkEnd w:id="0"/>
+        <w:t>user</w:t>
+      </w:r>
+      <w:r>
+        <w:rPr>
+          <w:sz w:val="22"/>
+          <w:szCs w:val="30"/>
+          <w:lang w:val="en-DE"/>
+        </w:rPr>
+        <w:t>.This</w:t>
+      </w:r>
+      <w:proofErr w:type="spellEnd"/>
+      <w:r>
+        <w:rPr>
+          <w:sz w:val="22"/>
+          <w:szCs w:val="30"/>
+          <w:lang w:val="en-DE"/>
+        </w:rPr>
+        <w:t xml:space="preserve"> was done to prevent having 6 different register, log in and log out for every actor</w:t>
+      </w:r>
       <w:r>
         <w:rPr>
           <w:sz w:val="22"/>
@@ -4485,7 +4605,7 @@
         <w:rPr>
           <w:rFonts w:eastAsia="Times New Roman" w:cs="Times New Roman"/>
           <w:szCs w:val="24"/>
-          <w:lang w:val="en-GB" w:eastAsia="en-GB"/>
+          <w:lang w:val="en-DE" w:eastAsia="en-GB"/>
         </w:rPr>
       </w:pPr>
       <w:r>
@@ -4508,9 +4628,33 @@
         <w:rPr>
           <w:rFonts w:eastAsia="Times New Roman" w:cs="Times New Roman"/>
           <w:szCs w:val="24"/>
-          <w:lang w:val="en-GB" w:eastAsia="en-GB"/>
-        </w:rPr>
-        <w:t xml:space="preserve">Users shall be able to register an account </w:t>
+          <w:lang w:val="en-DE" w:eastAsia="en-GB"/>
+        </w:rPr>
+        <w:t>User r</w:t>
+      </w:r>
+      <w:r>
+        <w:rPr>
+          <w:rFonts w:eastAsia="Times New Roman" w:cs="Times New Roman"/>
+          <w:szCs w:val="24"/>
+          <w:lang w:val="en-DE" w:eastAsia="en-GB"/>
+        </w:rPr>
+        <w:t>egister</w:t>
+      </w:r>
+      <w:r>
+        <w:rPr>
+          <w:rFonts w:eastAsia="Times New Roman" w:cs="Times New Roman"/>
+          <w:szCs w:val="24"/>
+          <w:lang w:val="en-DE" w:eastAsia="en-GB"/>
+        </w:rPr>
+        <w:t>s</w:t>
+      </w:r>
+      <w:r>
+        <w:rPr>
+          <w:rFonts w:eastAsia="Times New Roman" w:cs="Times New Roman"/>
+          <w:szCs w:val="24"/>
+          <w:lang w:val="en-DE" w:eastAsia="en-GB"/>
+        </w:rPr>
+        <w:t xml:space="preserve"> Account</w:t>
       </w:r>
     </w:p>
     <w:p>
@@ -4545,9 +4689,41 @@
         <w:rPr>
           <w:rFonts w:eastAsia="Times New Roman" w:cs="Times New Roman"/>
           <w:szCs w:val="24"/>
+          <w:lang w:val="en-DE" w:eastAsia="en-GB"/>
+        </w:rPr>
+        <w:t>User l</w:t>
+      </w:r>
+      <w:r>
+        <w:rPr>
+          <w:rFonts w:eastAsia="Times New Roman" w:cs="Times New Roman"/>
+          <w:szCs w:val="24"/>
+          <w:lang w:val="en-DE" w:eastAsia="en-GB"/>
+        </w:rPr>
+        <w:t>og</w:t>
+      </w:r>
+      <w:r>
+        <w:rPr>
+          <w:rFonts w:eastAsia="Times New Roman" w:cs="Times New Roman"/>
+          <w:szCs w:val="24"/>
+          <w:lang w:val="en-DE" w:eastAsia="en-GB"/>
+        </w:rPr>
+        <w:t>s</w:t>
+      </w:r>
+      <w:r>
+        <w:rPr>
+          <w:rFonts w:eastAsia="Times New Roman" w:cs="Times New Roman"/>
+          <w:szCs w:val="24"/>
+          <w:lang w:val="en-DE" w:eastAsia="en-GB"/>
+        </w:rPr>
+        <w:t xml:space="preserve"> In</w:t>
+      </w:r>
+      <w:r>
+        <w:rPr>
+          <w:rFonts w:eastAsia="Times New Roman" w:cs="Times New Roman"/>
+          <w:szCs w:val="24"/>
           <w:lang w:val="en-GB" w:eastAsia="en-GB"/>
         </w:rPr>
-        <w:t xml:space="preserve">Users shall be able to log into the system using their credentials </w:t>
+        <w:t xml:space="preserve"> </w:t>
       </w:r>
     </w:p>
     <w:p>
@@ -4568,7 +4744,39 @@
           <w:szCs w:val="24"/>
           <w:lang w:val="en-DE" w:eastAsia="en-GB"/>
         </w:rPr>
-        <w:t>43.Users shall be able to log out of the system.</w:t>
+        <w:t>43.</w:t>
+      </w:r>
+      <w:r>
+        <w:rPr>
+          <w:rFonts w:eastAsia="Times New Roman" w:cs="Times New Roman"/>
+          <w:szCs w:val="24"/>
+          <w:lang w:val="en-DE" w:eastAsia="en-GB"/>
+        </w:rPr>
+        <w:t>User l</w:t>
+      </w:r>
+      <w:r>
+        <w:rPr>
+          <w:rFonts w:eastAsia="Times New Roman" w:cs="Times New Roman"/>
+          <w:szCs w:val="24"/>
+          <w:lang w:val="en-DE" w:eastAsia="en-GB"/>
+        </w:rPr>
+        <w:t>og</w:t>
+      </w:r>
+      <w:r>
+        <w:rPr>
+          <w:rFonts w:eastAsia="Times New Roman" w:cs="Times New Roman"/>
+          <w:szCs w:val="24"/>
+          <w:lang w:val="en-DE" w:eastAsia="en-GB"/>
+        </w:rPr>
+        <w:t>s</w:t>
+      </w:r>
+      <w:r>
+        <w:rPr>
+          <w:rFonts w:eastAsia="Times New Roman" w:cs="Times New Roman"/>
+          <w:szCs w:val="24"/>
+          <w:lang w:val="en-DE" w:eastAsia="en-GB"/>
+        </w:rPr>
+        <w:t xml:space="preserve"> Out</w:t>
       </w:r>
     </w:p>
     <w:p>
@@ -8722,6 +8930,119 @@
     </w:lvl>
   </w:abstractNum>
   <w:abstractNum w:abstractNumId="2" w15:restartNumberingAfterBreak="0">
+    <w:nsid w:val="25C814AF"/>
+    <w:multiLevelType w:val="hybridMultilevel"/>
+    <w:tmpl w:val="4C4A13D8"/>
+    <w:lvl w:ilvl="0" w:tplc="89EC8340">
+      <w:numFmt w:val="bullet"/>
+      <w:lvlText w:val="•"/>
+      <w:lvlJc w:val="left"/>
+      <w:pPr>
+        <w:ind w:left="720" w:hanging="360"/>
+      </w:pPr>
+      <w:rPr>
+        <w:rFonts w:hint="default"/>
+        <w:lang w:val="en-US" w:eastAsia="en-US" w:bidi="ar-SA"/>
+      </w:rPr>
+    </w:lvl>
+    <w:lvl w:ilvl="1" w:tplc="08090003" w:tentative="1">
+      <w:start w:val="1"/>
+      <w:numFmt w:val="bullet"/>
+      <w:lvlText w:val="o"/>
+      <w:lvlJc w:val="left"/>
+      <w:pPr>
+        <w:ind w:left="1440" w:hanging="360"/>
+      </w:pPr>
+      <w:rPr>
+        <w:rFonts w:ascii="Courier New" w:hAnsi="Courier New" w:cs="Courier New" w:hint="default"/>
+      </w:rPr>
+    </w:lvl>
+    <w:lvl w:ilvl="2" w:tplc="08090005" w:tentative="1">
+      <w:start w:val="1"/>
+      <w:numFmt w:val="bullet"/>
+      <w:lvlText w:val=""/>
+      <w:lvlJc w:val="left"/>
+      <w:pPr>
+        <w:ind w:left="2160" w:hanging="360"/>
+      </w:pPr>
+      <w:rPr>
+        <w:rFonts w:ascii="Wingdings" w:hAnsi="Wingdings" w:hint="default"/>
+      </w:rPr>
+    </w:lvl>
+    <w:lvl w:ilvl="3" w:tplc="08090001" w:tentative="1">
+      <w:start w:val="1"/>
+      <w:numFmt w:val="bullet"/>
+      <w:lvlText w:val=""/>
+      <w:lvlJc w:val="left"/>
+      <w:pPr>
+        <w:ind w:left="2880" w:hanging="360"/>
+      </w:pPr>
+      <w:rPr>
+        <w:rFonts w:ascii="Symbol" w:hAnsi="Symbol" w:hint="default"/>
+      </w:rPr>
+    </w:lvl>
+    <w:lvl w:ilvl="4" w:tplc="08090003" w:tentative="1">
+      <w:start w:val="1"/>
+      <w:numFmt w:val="bullet"/>
+      <w:lvlText w:val="o"/>
+      <w:lvlJc w:val="left"/>
+      <w:pPr>
+        <w:ind w:left="3600" w:hanging="360"/>
+      </w:pPr>
+      <w:rPr>
+        <w:rFonts w:ascii="Courier New" w:hAnsi="Courier New" w:cs="Courier New" w:hint="default"/>
+      </w:rPr>
+    </w:lvl>
+    <w:lvl w:ilvl="5" w:tplc="08090005" w:tentative="1">
+      <w:start w:val="1"/>
+      <w:numFmt w:val="bullet"/>
+      <w:lvlText w:val=""/>
+      <w:lvlJc w:val="left"/>
+      <w:pPr>
+        <w:ind w:left="4320" w:hanging="360"/>
+      </w:pPr>
+      <w:rPr>
+        <w:rFonts w:ascii="Wingdings" w:hAnsi="Wingdings" w:hint="default"/>
+      </w:rPr>
+    </w:lvl>
+    <w:lvl w:ilvl="6" w:tplc="08090001" w:tentative="1">
+      <w:start w:val="1"/>
+      <w:numFmt w:val="bullet"/>
+      <w:lvlText w:val=""/>
+      <w:lvlJc w:val="left"/>
+      <w:pPr>
+        <w:ind w:left="5040" w:hanging="360"/>
+      </w:pPr>
+      <w:rPr>
+        <w:rFonts w:ascii="Symbol" w:hAnsi="Symbol" w:hint="default"/>
+      </w:rPr>
+    </w:lvl>
+    <w:lvl w:ilvl="7" w:tplc="08090003" w:tentative="1">
+      <w:start w:val="1"/>
+      <w:numFmt w:val="bullet"/>
+      <w:lvlText w:val="o"/>
+      <w:lvlJc w:val="left"/>
+      <w:pPr>
+        <w:ind w:left="5760" w:hanging="360"/>
+      </w:pPr>
+      <w:rPr>
+        <w:rFonts w:ascii="Courier New" w:hAnsi="Courier New" w:cs="Courier New" w:hint="default"/>
+      </w:rPr>
+    </w:lvl>
+    <w:lvl w:ilvl="8" w:tplc="08090005" w:tentative="1">
+      <w:start w:val="1"/>
+      <w:numFmt w:val="bullet"/>
+      <w:lvlText w:val=""/>
+      <w:lvlJc w:val="left"/>
+      <w:pPr>
+        <w:ind w:left="6480" w:hanging="360"/>
+      </w:pPr>
+      <w:rPr>
+        <w:rFonts w:ascii="Wingdings" w:hAnsi="Wingdings" w:hint="default"/>
+      </w:rPr>
+    </w:lvl>
+  </w:abstractNum>
+  <w:abstractNum w:abstractNumId="3" w15:restartNumberingAfterBreak="0">
     <w:nsid w:val="276621A4"/>
     <w:multiLevelType w:val="hybridMultilevel"/>
     <w:tmpl w:val="E458A2AE"/>
@@ -8833,7 +9154,218 @@
       </w:rPr>
     </w:lvl>
   </w:abstractNum>
-  <w:abstractNum w:abstractNumId="3" w15:restartNumberingAfterBreak="0">
+  <w:abstractNum w:abstractNumId="4" w15:restartNumberingAfterBreak="0">
+    <w:nsid w:val="333529C1"/>
+    <w:multiLevelType w:val="hybridMultilevel"/>
+    <w:tmpl w:val="03B243F6"/>
+    <w:lvl w:ilvl="0" w:tplc="89EC8340">
+      <w:numFmt w:val="bullet"/>
+      <w:lvlText w:val="•"/>
+      <w:lvlJc w:val="left"/>
+      <w:pPr>
+        <w:ind w:left="719" w:hanging="360"/>
+      </w:pPr>
+      <w:rPr>
+        <w:rFonts w:hint="default"/>
+        <w:lang w:val="en-US" w:eastAsia="en-US" w:bidi="ar-SA"/>
+      </w:rPr>
+    </w:lvl>
+    <w:lvl w:ilvl="1" w:tplc="08090003" w:tentative="1">
+      <w:start w:val="1"/>
+      <w:numFmt w:val="bullet"/>
+      <w:lvlText w:val="o"/>
+      <w:lvlJc w:val="left"/>
+      <w:pPr>
+        <w:ind w:left="1439" w:hanging="360"/>
+      </w:pPr>
+      <w:rPr>
+        <w:rFonts w:ascii="Courier New" w:hAnsi="Courier New" w:cs="Courier New" w:hint="default"/>
+      </w:rPr>
+    </w:lvl>
+    <w:lvl w:ilvl="2" w:tplc="08090005" w:tentative="1">
+      <w:start w:val="1"/>
+      <w:numFmt w:val="bullet"/>
+      <w:lvlText w:val=""/>
+      <w:lvlJc w:val="left"/>
+      <w:pPr>
+        <w:ind w:left="2159" w:hanging="360"/>
+      </w:pPr>
+      <w:rPr>
+        <w:rFonts w:ascii="Wingdings" w:hAnsi="Wingdings" w:hint="default"/>
+      </w:rPr>
+    </w:lvl>
+    <w:lvl w:ilvl="3" w:tplc="08090001" w:tentative="1">
+      <w:start w:val="1"/>
+      <w:numFmt w:val="bullet"/>
+      <w:lvlText w:val=""/>
+      <w:lvlJc w:val="left"/>
+      <w:pPr>
+        <w:ind w:left="2879" w:hanging="360"/>
+      </w:pPr>
+      <w:rPr>
+        <w:rFonts w:ascii="Symbol" w:hAnsi="Symbol" w:hint="default"/>
+      </w:rPr>
+    </w:lvl>
+    <w:lvl w:ilvl="4" w:tplc="08090003" w:tentative="1">
+      <w:start w:val="1"/>
+      <w:numFmt w:val="bullet"/>
+      <w:lvlText w:val="o"/>
+      <w:lvlJc w:val="left"/>
+      <w:pPr>
+        <w:ind w:left="3599" w:hanging="360"/>
+      </w:pPr>
+      <w:rPr>
+        <w:rFonts w:ascii="Courier New" w:hAnsi="Courier New" w:cs="Courier New" w:hint="default"/>
+      </w:rPr>
+    </w:lvl>
+    <w:lvl w:ilvl="5" w:tplc="08090005" w:tentative="1">
+      <w:start w:val="1"/>
+      <w:numFmt w:val="bullet"/>
+      <w:lvlText w:val=""/>
+      <w:lvlJc w:val="left"/>
+      <w:pPr>
+        <w:ind w:left="4319" w:hanging="360"/>
+      </w:pPr>
+      <w:rPr>
+        <w:rFonts w:ascii="Wingdings" w:hAnsi="Wingdings" w:hint="default"/>
+      </w:rPr>
+    </w:lvl>
+    <w:lvl w:ilvl="6" w:tplc="08090001" w:tentative="1">
+      <w:start w:val="1"/>
+      <w:numFmt w:val="bullet"/>
+      <w:lvlText w:val=""/>
+      <w:lvlJc w:val="left"/>
+      <w:pPr>
+        <w:ind w:left="5039" w:hanging="360"/>
+      </w:pPr>
+      <w:rPr>
+        <w:rFonts w:ascii="Symbol" w:hAnsi="Symbol" w:hint="default"/>
+      </w:rPr>
+    </w:lvl>
+    <w:lvl w:ilvl="7" w:tplc="08090003" w:tentative="1">
+      <w:start w:val="1"/>
+      <w:numFmt w:val="bullet"/>
+      <w:lvlText w:val="o"/>
+      <w:lvlJc w:val="left"/>
+      <w:pPr>
+        <w:ind w:left="5759" w:hanging="360"/>
+      </w:pPr>
+      <w:rPr>
+        <w:rFonts w:ascii="Courier New" w:hAnsi="Courier New" w:cs="Courier New" w:hint="default"/>
+      </w:rPr>
+    </w:lvl>
+    <w:lvl w:ilvl="8" w:tplc="08090005" w:tentative="1">
+      <w:start w:val="1"/>
+      <w:numFmt w:val="bullet"/>
+      <w:lvlText w:val=""/>
+      <w:lvlJc w:val="left"/>
+      <w:pPr>
+        <w:ind w:left="6479" w:hanging="360"/>
+      </w:pPr>
+      <w:rPr>
+        <w:rFonts w:ascii="Wingdings" w:hAnsi="Wingdings" w:hint="default"/>
+      </w:rPr>
+    </w:lvl>
+  </w:abstractNum>
+  <w:abstractNum w:abstractNumId="5" w15:restartNumberingAfterBreak="0">
+    <w:nsid w:val="3D8C5BAD"/>
+    <w:multiLevelType w:val="hybridMultilevel"/>
+    <w:tmpl w:val="7EE0D528"/>
+    <w:lvl w:ilvl="0" w:tplc="A0683222">
+      <w:start w:val="1"/>
+      <w:numFmt w:val="decimal"/>
+      <w:lvlText w:val="%1."/>
+      <w:lvlJc w:val="left"/>
+      <w:pPr>
+        <w:ind w:left="185" w:hanging="185"/>
+      </w:pPr>
+      <w:rPr>
+        <w:rFonts w:ascii="Arial" w:eastAsia="Arial" w:hAnsi="Arial" w:cs="Arial" w:hint="default"/>
+        <w:b/>
+        <w:bCs/>
+        <w:i w:val="0"/>
+        <w:iCs w:val="0"/>
+        <w:spacing w:val="-1"/>
+        <w:w w:val="98"/>
+        <w:sz w:val="20"/>
+        <w:szCs w:val="20"/>
+        <w:lang w:val="en-US" w:eastAsia="en-US" w:bidi="ar-SA"/>
+      </w:rPr>
+    </w:lvl>
+    <w:lvl w:ilvl="1" w:tplc="08090019" w:tentative="1">
+      <w:start w:val="1"/>
+      <w:numFmt w:val="lowerLetter"/>
+      <w:lvlText w:val="%2."/>
+      <w:lvlJc w:val="left"/>
+      <w:pPr>
+        <w:ind w:left="1440" w:hanging="360"/>
+      </w:pPr>
+    </w:lvl>
+    <w:lvl w:ilvl="2" w:tplc="0809001B" w:tentative="1">
+      <w:start w:val="1"/>
+      <w:numFmt w:val="lowerRoman"/>
+      <w:lvlText w:val="%3."/>
+      <w:lvlJc w:val="right"/>
+      <w:pPr>
+        <w:ind w:left="2160" w:hanging="180"/>
+      </w:pPr>
+    </w:lvl>
+    <w:lvl w:ilvl="3" w:tplc="0809000F" w:tentative="1">
+      <w:start w:val="1"/>
+      <w:numFmt w:val="decimal"/>
+      <w:lvlText w:val="%4."/>
+      <w:lvlJc w:val="left"/>
+      <w:pPr>
+        <w:ind w:left="2880" w:hanging="360"/>
+      </w:pPr>
+    </w:lvl>
+    <w:lvl w:ilvl="4" w:tplc="08090019" w:tentative="1">
+      <w:start w:val="1"/>
+      <w:numFmt w:val="lowerLetter"/>
+      <w:lvlText w:val="%5."/>
+      <w:lvlJc w:val="left"/>
+      <w:pPr>
+        <w:ind w:left="3600" w:hanging="360"/>
+      </w:pPr>
+    </w:lvl>
+    <w:lvl w:ilvl="5" w:tplc="0809001B" w:tentative="1">
+      <w:start w:val="1"/>
+      <w:numFmt w:val="lowerRoman"/>
+      <w:lvlText w:val="%6."/>
+      <w:lvlJc w:val="right"/>
+      <w:pPr>
+        <w:ind w:left="4320" w:hanging="180"/>
+      </w:pPr>
+    </w:lvl>
+    <w:lvl w:ilvl="6" w:tplc="0809000F" w:tentative="1">
+      <w:start w:val="1"/>
+      <w:numFmt w:val="decimal"/>
+      <w:lvlText w:val="%7."/>
+      <w:lvlJc w:val="left"/>
+      <w:pPr>
+        <w:ind w:left="5040" w:hanging="360"/>
+      </w:pPr>
+    </w:lvl>
+    <w:lvl w:ilvl="7" w:tplc="08090019" w:tentative="1">
+      <w:start w:val="1"/>
+      <w:numFmt w:val="lowerLetter"/>
+      <w:lvlText w:val="%8."/>
+      <w:lvlJc w:val="left"/>
+      <w:pPr>
+        <w:ind w:left="5760" w:hanging="360"/>
+      </w:pPr>
+    </w:lvl>
+    <w:lvl w:ilvl="8" w:tplc="0809001B" w:tentative="1">
+      <w:start w:val="1"/>
+      <w:numFmt w:val="lowerRoman"/>
+      <w:lvlText w:val="%9."/>
+      <w:lvlJc w:val="right"/>
+      <w:pPr>
+        <w:ind w:left="6480" w:hanging="180"/>
+      </w:pPr>
+    </w:lvl>
+  </w:abstractNum>
+  <w:abstractNum w:abstractNumId="6" w15:restartNumberingAfterBreak="0">
     <w:nsid w:val="46877189"/>
     <w:multiLevelType w:val="hybridMultilevel"/>
     <w:tmpl w:val="E01AEC46"/>
@@ -8954,7 +9486,7 @@
       </w:rPr>
     </w:lvl>
   </w:abstractNum>
-  <w:abstractNum w:abstractNumId="4" w15:restartNumberingAfterBreak="0">
+  <w:abstractNum w:abstractNumId="7" w15:restartNumberingAfterBreak="0">
     <w:nsid w:val="46B54C73"/>
     <w:multiLevelType w:val="hybridMultilevel"/>
     <w:tmpl w:val="342CE320"/>
@@ -9040,7 +9572,7 @@
       </w:pPr>
     </w:lvl>
   </w:abstractNum>
-  <w:abstractNum w:abstractNumId="5" w15:restartNumberingAfterBreak="0">
+  <w:abstractNum w:abstractNumId="8" w15:restartNumberingAfterBreak="0">
     <w:nsid w:val="56E260A5"/>
     <w:multiLevelType w:val="hybridMultilevel"/>
     <w:tmpl w:val="212AA8AA"/>
@@ -9152,7 +9684,7 @@
       </w:rPr>
     </w:lvl>
   </w:abstractNum>
-  <w:abstractNum w:abstractNumId="6" w15:restartNumberingAfterBreak="0">
+  <w:abstractNum w:abstractNumId="9" w15:restartNumberingAfterBreak="0">
     <w:nsid w:val="5721450F"/>
     <w:multiLevelType w:val="hybridMultilevel"/>
     <w:tmpl w:val="0CAEF0F4"/>
@@ -9273,7 +9805,7 @@
       </w:rPr>
     </w:lvl>
   </w:abstractNum>
-  <w:abstractNum w:abstractNumId="7" w15:restartNumberingAfterBreak="0">
+  <w:abstractNum w:abstractNumId="10" w15:restartNumberingAfterBreak="0">
     <w:nsid w:val="579832C2"/>
     <w:multiLevelType w:val="hybridMultilevel"/>
     <w:tmpl w:val="E1389ED2"/>
@@ -9403,7 +9935,7 @@
       </w:rPr>
     </w:lvl>
   </w:abstractNum>
-  <w:abstractNum w:abstractNumId="8" w15:restartNumberingAfterBreak="0">
+  <w:abstractNum w:abstractNumId="11" w15:restartNumberingAfterBreak="0">
     <w:nsid w:val="6D6916FD"/>
     <w:multiLevelType w:val="hybridMultilevel"/>
     <w:tmpl w:val="5CE899E6"/>
@@ -9413,7 +9945,7 @@
       <w:lvlText w:val="%1."/>
       <w:lvlJc w:val="left"/>
       <w:pPr>
-        <w:ind w:left="184" w:hanging="185"/>
+        <w:ind w:left="185" w:hanging="185"/>
       </w:pPr>
       <w:rPr>
         <w:rFonts w:ascii="Arial" w:eastAsia="Arial" w:hAnsi="Arial" w:cs="Arial" w:hint="default"/>
@@ -9433,7 +9965,7 @@
       <w:lvlText w:val="●"/>
       <w:lvlJc w:val="left"/>
       <w:pPr>
-        <w:ind w:left="1440" w:hanging="360"/>
+        <w:ind w:left="643" w:hanging="360"/>
       </w:pPr>
       <w:rPr>
         <w:rFonts w:ascii="Arial MT" w:eastAsia="Arial MT" w:hAnsi="Arial MT" w:cs="Arial MT" w:hint="default"/>
@@ -9534,31 +10066,40 @@
     </w:lvl>
   </w:abstractNum>
   <w:num w:numId="1">
-    <w:abstractNumId w:val="7"/>
+    <w:abstractNumId w:val="10"/>
   </w:num>
   <w:num w:numId="2">
-    <w:abstractNumId w:val="8"/>
+    <w:abstractNumId w:val="11"/>
   </w:num>
   <w:num w:numId="3">
+    <w:abstractNumId w:val="9"/>
+  </w:num>
+  <w:num w:numId="4">
     <w:abstractNumId w:val="6"/>
   </w:num>
-  <w:num w:numId="4">
-    <w:abstractNumId w:val="3"/>
-  </w:num>
   <w:num w:numId="5">
-    <w:abstractNumId w:val="5"/>
+    <w:abstractNumId w:val="8"/>
   </w:num>
   <w:num w:numId="6">
     <w:abstractNumId w:val="0"/>
   </w:num>
   <w:num w:numId="7">
-    <w:abstractNumId w:val="4"/>
+    <w:abstractNumId w:val="7"/>
   </w:num>
   <w:num w:numId="8">
-    <w:abstractNumId w:val="2"/>
+    <w:abstractNumId w:val="3"/>
   </w:num>
   <w:num w:numId="9">
     <w:abstractNumId w:val="1"/>
+  </w:num>
+  <w:num w:numId="10">
+    <w:abstractNumId w:val="5"/>
+  </w:num>
+  <w:num w:numId="11">
+    <w:abstractNumId w:val="4"/>
+  </w:num>
+  <w:num w:numId="12">
+    <w:abstractNumId w:val="2"/>
   </w:num>
 </w:numbering>
 </file>
